--- a/research_paper/IRP_IMW_A1_2026_ResearchPaper.docx
+++ b/research_paper/IRP_IMW_A1_2026_ResearchPaper.docx
@@ -366,9 +366,38 @@
                   <w:sz w:val="13"/>
                   <w:szCs w:val="13"/>
                 </w:rPr>
-                <w:t>https://github.com/chiragroyal003-CAZ/A-Non-Planar-3D-Printing-Workflow-for-the-Prusa-MK4.git</w:t>
+                <w:t>https://github.com/chiragaz03/A-Non-Planar-3D-Printing-Wor</w:t>
+              </w:r>
+              <w:r>
+                <w:rPr>
+                  <w:rStyle w:val="Hyperlink"/>
+                  <w:i w:val="0"/>
+                  <w:iCs/>
+                  <w:sz w:val="13"/>
+                  <w:szCs w:val="13"/>
+                </w:rPr>
+                <w:t>k</w:t>
+              </w:r>
+              <w:r>
+                <w:rPr>
+                  <w:rStyle w:val="Hyperlink"/>
+                  <w:i w:val="0"/>
+                  <w:iCs/>
+                  <w:sz w:val="13"/>
+                  <w:szCs w:val="13"/>
+                </w:rPr>
+                <w:t>flow-for-the-Prusa-MK4.git</w:t>
               </w:r>
             </w:hyperlink>
+            <w:r>
+              <w:rPr>
+                <w:i w:val="0"/>
+                <w:iCs/>
+                <w:sz w:val="13"/>
+                <w:szCs w:val="13"/>
+              </w:rPr>
+              <w:t xml:space="preserve"> </w:t>
+            </w:r>
           </w:p>
         </w:tc>
         <w:tc>
@@ -2994,7 +3023,6 @@
         </w:rPr>
         <w:t xml:space="preserve"> </w:t>
       </w:r>
-      <w:proofErr w:type="gramStart"/>
       <w:r>
         <w:rPr>
           <w:sz w:val="18"/>
@@ -3002,7 +3030,6 @@
         </w:rPr>
         <w:t>start</w:t>
       </w:r>
-      <w:proofErr w:type="gramEnd"/>
       <w:r>
         <w:rPr>
           <w:sz w:val="18"/>
@@ -5732,23 +5759,7 @@
           <w:sz w:val="18"/>
           <w:szCs w:val="18"/>
         </w:rPr>
-        <w:t xml:space="preserve">[9] A. W. Hashmi, H. S. Mali, and A. Meena, “The Surface Quality Improvement Methods for FDM Printed Parts: A Review,” in Fused Deposition Modeling Based 3D Printing, Cham: Springer, 2021, pp. 167–194, </w:t>
-      </w:r>
-      <w:proofErr w:type="spellStart"/>
-      <w:r>
-        <w:rPr>
-          <w:sz w:val="18"/>
-          <w:szCs w:val="18"/>
-        </w:rPr>
-        <w:t>doi</w:t>
-      </w:r>
-      <w:proofErr w:type="spellEnd"/>
-      <w:r>
-        <w:rPr>
-          <w:sz w:val="18"/>
-          <w:szCs w:val="18"/>
-        </w:rPr>
-        <w:t>: 10.1007/978-3-030-68024-4_9.</w:t>
+        <w:t>[9] A. W. Hashmi, H. S. Mali, and A. Meena, “The Surface Quality Improvement Methods for FDM Printed Parts: A Review,” in Fused Deposition Modeling Based 3D Printing, Cham: Springer, 2021, pp. 167–194, doi: 10.1007/978-3-030-68024-4_9.</w:t>
       </w:r>
       <w:r>
         <w:rPr>

--- a/research_paper/IRP_IMW_A1_2026_ResearchPaper.docx
+++ b/research_paper/IRP_IMW_A1_2026_ResearchPaper.docx
@@ -4704,17 +4704,38 @@
     <w:p>
       <w:pPr>
         <w:rPr>
-          <w:sz w:val="18"/>
-          <w:szCs w:val="18"/>
-        </w:rPr>
-      </w:pPr>
-      <w:r>
-        <w:rPr>
           <w:b/>
           <w:bCs/>
           <w:sz w:val="18"/>
           <w:szCs w:val="18"/>
         </w:rPr>
+      </w:pPr>
+    </w:p>
+    <w:p>
+      <w:pPr>
+        <w:rPr>
+          <w:b/>
+          <w:bCs/>
+          <w:sz w:val="18"/>
+          <w:szCs w:val="18"/>
+        </w:rPr>
+      </w:pPr>
+    </w:p>
+    <w:p>
+      <w:pPr>
+        <w:rPr>
+          <w:sz w:val="18"/>
+          <w:szCs w:val="18"/>
+        </w:rPr>
+      </w:pPr>
+      <w:r>
+        <w:rPr>
+          <w:b/>
+          <w:bCs/>
+          <w:sz w:val="18"/>
+          <w:szCs w:val="18"/>
+        </w:rPr>
+        <w:lastRenderedPageBreak/>
         <w:t>3.</w:t>
       </w:r>
       <w:r>
@@ -4750,7 +4771,6 @@
         <w:rPr>
           <w:noProof/>
         </w:rPr>
-        <w:lastRenderedPageBreak/>
         <w:drawing>
           <wp:anchor distT="0" distB="0" distL="114300" distR="114300" simplePos="0" relativeHeight="251672576" behindDoc="0" locked="0" layoutInCell="1" allowOverlap="1" wp14:anchorId="3586258B" wp14:editId="6A0F6EBB">
             <wp:simplePos x="0" y="0"/>

--- a/research_paper/IRP_IMW_A1_2026_ResearchPaper.docx
+++ b/research_paper/IRP_IMW_A1_2026_ResearchPaper.docx
@@ -366,27 +366,7 @@
                   <w:sz w:val="13"/>
                   <w:szCs w:val="13"/>
                 </w:rPr>
-                <w:t>https://github.com/chiragaz03/A-Non-Planar-3D-Printing-Wor</w:t>
-              </w:r>
-              <w:r>
-                <w:rPr>
-                  <w:rStyle w:val="Hyperlink"/>
-                  <w:i w:val="0"/>
-                  <w:iCs/>
-                  <w:sz w:val="13"/>
-                  <w:szCs w:val="13"/>
-                </w:rPr>
-                <w:t>k</w:t>
-              </w:r>
-              <w:r>
-                <w:rPr>
-                  <w:rStyle w:val="Hyperlink"/>
-                  <w:i w:val="0"/>
-                  <w:iCs/>
-                  <w:sz w:val="13"/>
-                  <w:szCs w:val="13"/>
-                </w:rPr>
-                <w:t>flow-for-the-Prusa-MK4.git</w:t>
+                <w:t>https://github.com/chiragaz03/A-Non-Planar-3D-Printing-Workflow-for-the-Prusa-MK4.git</w:t>
               </w:r>
             </w:hyperlink>
             <w:r>
@@ -745,6 +725,33 @@
           <w:szCs w:val="18"/>
         </w:rPr>
         <w:t>Introduction</w:t>
+      </w:r>
+    </w:p>
+    <w:p>
+      <w:pPr>
+        <w:pStyle w:val="ElsParagraph"/>
+        <w:rPr>
+          <w:i/>
+          <w:iCs/>
+          <w:sz w:val="18"/>
+          <w:szCs w:val="18"/>
+        </w:rPr>
+      </w:pPr>
+      <w:r>
+        <w:rPr>
+          <w:sz w:val="18"/>
+          <w:szCs w:val="18"/>
+        </w:rPr>
+        <w:t xml:space="preserve">  </w:t>
+      </w:r>
+      <w:r>
+        <w:rPr>
+          <w:i/>
+          <w:iCs/>
+          <w:sz w:val="18"/>
+          <w:szCs w:val="18"/>
+        </w:rPr>
+        <w:t xml:space="preserve">Table 1. Nomenclature </w:t>
       </w:r>
     </w:p>
     <w:tbl>
@@ -1101,36 +1108,266 @@
     <w:p>
       <w:pPr>
         <w:pStyle w:val="NormalWeb"/>
-        <w:ind w:left="720" w:firstLine="720"/>
-        <w:rPr>
+        <w:spacing w:after="0" w:afterAutospacing="0"/>
+        <w:jc w:val="both"/>
+        <w:rPr>
+          <w:noProof/>
+        </w:rPr>
+      </w:pPr>
+      <w:r>
+        <w:rPr>
+          <w:rStyle w:val="citation-92"/>
+          <w:color w:val="1F1F1F"/>
+          <w:sz w:val="18"/>
+          <w:szCs w:val="18"/>
+          <w:bdr w:val="none" w:sz="0" w:space="0" w:color="auto" w:frame="1"/>
+        </w:rPr>
+        <w:t xml:space="preserve">               </w:t>
+      </w:r>
+      <w:r>
+        <w:rPr>
+          <w:rStyle w:val="citation-92"/>
+          <w:color w:val="1F1F1F"/>
+          <w:sz w:val="18"/>
+          <w:szCs w:val="18"/>
+          <w:bdr w:val="none" w:sz="0" w:space="0" w:color="auto" w:frame="1"/>
+        </w:rPr>
+        <w:t xml:space="preserve">Additive manufacturing, particularly Fused Deposition </w:t>
+      </w:r>
+      <w:r>
+        <w:rPr>
+          <w:rStyle w:val="citation-92"/>
+          <w:color w:val="1F1F1F"/>
+          <w:sz w:val="18"/>
+          <w:szCs w:val="18"/>
+          <w:bdr w:val="none" w:sz="0" w:space="0" w:color="auto" w:frame="1"/>
+        </w:rPr>
+        <w:t>Modelling</w:t>
+      </w:r>
+      <w:r>
+        <w:rPr>
+          <w:rStyle w:val="citation-92"/>
+          <w:color w:val="1F1F1F"/>
+          <w:sz w:val="18"/>
+          <w:szCs w:val="18"/>
+          <w:bdr w:val="none" w:sz="0" w:space="0" w:color="auto" w:frame="1"/>
+        </w:rPr>
+        <w:t xml:space="preserve"> (FDM), is widely utilized for prototyping and functional part production</w:t>
+      </w:r>
+      <w:r>
+        <w:rPr>
+          <w:rStyle w:val="citation-92"/>
+          <w:color w:val="1F1F1F"/>
+          <w:sz w:val="18"/>
+          <w:szCs w:val="18"/>
+          <w:bdr w:val="none" w:sz="0" w:space="0" w:color="auto" w:frame="1"/>
+        </w:rPr>
+        <w:t xml:space="preserve"> [5]. </w:t>
+      </w:r>
+      <w:r>
+        <w:rPr>
+          <w:rStyle w:val="citation-91"/>
+          <w:color w:val="1F1F1F"/>
+          <w:sz w:val="18"/>
+          <w:szCs w:val="18"/>
+          <w:bdr w:val="none" w:sz="0" w:space="0" w:color="auto" w:frame="1"/>
+        </w:rPr>
+        <w:t>In standard FDM workflows, components are built in flat, horizontal layers along the Z-axis</w:t>
+      </w:r>
+      <w:r>
+        <w:rPr>
+          <w:color w:val="1F1F1F"/>
+          <w:sz w:val="18"/>
+          <w:szCs w:val="18"/>
+          <w:bdr w:val="none" w:sz="0" w:space="0" w:color="auto" w:frame="1"/>
+        </w:rPr>
+        <w:t xml:space="preserve">. </w:t>
+      </w:r>
+      <w:r>
+        <w:rPr>
+          <w:rStyle w:val="citation-90"/>
+          <w:color w:val="1F1F1F"/>
+          <w:sz w:val="18"/>
+          <w:szCs w:val="18"/>
+          <w:bdr w:val="none" w:sz="0" w:space="0" w:color="auto" w:frame="1"/>
+        </w:rPr>
+        <w:t>While this planar approach is highly reliable, it creates significant challenges when printing curved, sloped, and overhanging surfaces</w:t>
+      </w:r>
+      <w:r>
+        <w:rPr>
+          <w:color w:val="1F1F1F"/>
+          <w:sz w:val="18"/>
+          <w:szCs w:val="18"/>
+          <w:bdr w:val="none" w:sz="0" w:space="0" w:color="auto" w:frame="1"/>
+        </w:rPr>
+        <w:t xml:space="preserve">. </w:t>
+      </w:r>
+      <w:r>
+        <w:rPr>
+          <w:rStyle w:val="citation-89"/>
+          <w:color w:val="1F1F1F"/>
+          <w:sz w:val="18"/>
+          <w:szCs w:val="18"/>
+          <w:bdr w:val="none" w:sz="0" w:space="0" w:color="auto" w:frame="1"/>
+        </w:rPr>
+        <w:t>Planar slicing results in poor surface quality due to the "staircase effect"</w:t>
+      </w:r>
+      <w:r>
+        <w:rPr>
+          <w:rStyle w:val="citation-89"/>
+          <w:color w:val="1F1F1F"/>
+          <w:sz w:val="18"/>
+          <w:szCs w:val="18"/>
+          <w:bdr w:val="none" w:sz="0" w:space="0" w:color="auto" w:frame="1"/>
+        </w:rPr>
+        <w:t xml:space="preserve"> shown in </w:t>
+      </w:r>
+      <w:r>
+        <w:rPr>
+          <w:rStyle w:val="citation-89"/>
           <w:i/>
           <w:iCs/>
           <w:color w:val="1F1F1F"/>
           <w:sz w:val="18"/>
           <w:szCs w:val="18"/>
-        </w:rPr>
-      </w:pPr>
-      <w:r>
-        <w:rPr>
+          <w:bdr w:val="none" w:sz="0" w:space="0" w:color="auto" w:frame="1"/>
+        </w:rPr>
+        <w:t>Fig.</w:t>
+      </w:r>
+      <w:r>
+        <w:rPr>
+          <w:rStyle w:val="citation-89"/>
           <w:i/>
           <w:iCs/>
           <w:color w:val="1F1F1F"/>
           <w:sz w:val="18"/>
           <w:szCs w:val="18"/>
-        </w:rPr>
-        <w:t xml:space="preserve">Table.no: </w:t>
-      </w:r>
-      <w:r>
-        <w:rPr>
+          <w:bdr w:val="none" w:sz="0" w:space="0" w:color="auto" w:frame="1"/>
+        </w:rPr>
+        <w:t xml:space="preserve"> </w:t>
+      </w:r>
+      <w:r>
+        <w:rPr>
+          <w:rStyle w:val="citation-89"/>
           <w:i/>
           <w:iCs/>
           <w:color w:val="1F1F1F"/>
           <w:sz w:val="18"/>
           <w:szCs w:val="18"/>
-        </w:rPr>
-        <w:t>1</w:t>
-      </w:r>
-      <w:r>
+          <w:bdr w:val="none" w:sz="0" w:space="0" w:color="auto" w:frame="1"/>
+        </w:rPr>
+        <w:t xml:space="preserve">1.1 </w:t>
+      </w:r>
+      <w:r>
+        <w:rPr>
+          <w:rStyle w:val="citation-89"/>
+          <w:color w:val="1F1F1F"/>
+          <w:sz w:val="18"/>
+          <w:szCs w:val="18"/>
+          <w:bdr w:val="none" w:sz="0" w:space="0" w:color="auto" w:frame="1"/>
+        </w:rPr>
+        <w:t>and leads to weak interlayer strength because the material cannot align continuously with the part's geometry</w:t>
+      </w:r>
+      <w:r>
+        <w:rPr>
+          <w:rStyle w:val="citation-89"/>
+          <w:color w:val="1F1F1F"/>
+          <w:sz w:val="18"/>
+          <w:szCs w:val="18"/>
+          <w:bdr w:val="none" w:sz="0" w:space="0" w:color="auto" w:frame="1"/>
+        </w:rPr>
+        <w:t xml:space="preserve"> </w:t>
+      </w:r>
+      <w:r>
+        <w:rPr>
+          <w:color w:val="1F1F1F"/>
+          <w:sz w:val="18"/>
+          <w:szCs w:val="18"/>
+          <w:bdr w:val="none" w:sz="0" w:space="0" w:color="auto" w:frame="1"/>
+        </w:rPr>
+        <w:t>[1]</w:t>
+      </w:r>
+      <w:r>
+        <w:rPr>
+          <w:color w:val="1F1F1F"/>
+          <w:sz w:val="18"/>
+          <w:szCs w:val="18"/>
+          <w:bdr w:val="none" w:sz="0" w:space="0" w:color="auto" w:frame="1"/>
+        </w:rPr>
+        <w:t>.</w:t>
+      </w:r>
+      <w:r>
+        <w:rPr>
+          <w:noProof/>
+        </w:rPr>
+        <w:t xml:space="preserve"> </w:t>
+      </w:r>
+    </w:p>
+    <w:p>
+      <w:pPr>
+        <w:pStyle w:val="NormalWeb"/>
+        <w:spacing w:after="0" w:afterAutospacing="0"/>
+        <w:jc w:val="center"/>
+        <w:rPr>
+          <w:color w:val="1F1F1F"/>
+          <w:sz w:val="18"/>
+          <w:szCs w:val="18"/>
+        </w:rPr>
+      </w:pPr>
+      <w:r>
+        <w:rPr>
+          <w:noProof/>
+        </w:rPr>
+        <w:drawing>
+          <wp:inline distT="0" distB="0" distL="0" distR="0" wp14:anchorId="7B293BAA" wp14:editId="4B16B225">
+            <wp:extent cx="2266950" cy="1105829"/>
+            <wp:effectExtent l="0" t="0" r="0" b="0"/>
+            <wp:docPr id="3" name="Picture 3"/>
+            <wp:cNvGraphicFramePr>
+              <a:graphicFrameLocks xmlns:a="http://schemas.openxmlformats.org/drawingml/2006/main" noChangeAspect="1"/>
+            </wp:cNvGraphicFramePr>
+            <a:graphic xmlns:a="http://schemas.openxmlformats.org/drawingml/2006/main">
+              <a:graphicData uri="http://schemas.openxmlformats.org/drawingml/2006/picture">
+                <pic:pic xmlns:pic="http://schemas.openxmlformats.org/drawingml/2006/picture">
+                  <pic:nvPicPr>
+                    <pic:cNvPr id="1" name=""/>
+                    <pic:cNvPicPr/>
+                  </pic:nvPicPr>
+                  <pic:blipFill>
+                    <a:blip r:embed="rId11"/>
+                    <a:stretch>
+                      <a:fillRect/>
+                    </a:stretch>
+                  </pic:blipFill>
+                  <pic:spPr>
+                    <a:xfrm>
+                      <a:off x="0" y="0"/>
+                      <a:ext cx="2294928" cy="1119477"/>
+                    </a:xfrm>
+                    <a:prstGeom prst="rect">
+                      <a:avLst/>
+                    </a:prstGeom>
+                  </pic:spPr>
+                </pic:pic>
+              </a:graphicData>
+            </a:graphic>
+          </wp:inline>
+        </w:drawing>
+      </w:r>
+      <w:r>
+        <w:rPr>
+          <w:color w:val="1F1F1F"/>
+          <w:sz w:val="18"/>
+          <w:szCs w:val="18"/>
+        </w:rPr>
+        <w:t xml:space="preserve"> </w:t>
+      </w:r>
+    </w:p>
+    <w:p>
+      <w:pPr>
+        <w:pStyle w:val="NormalWeb"/>
+        <w:spacing w:after="0" w:afterAutospacing="0"/>
+        <w:jc w:val="center"/>
         <w:rPr>
           <w:i/>
           <w:iCs/>
@@ -1138,33 +1375,332 @@
           <w:sz w:val="18"/>
           <w:szCs w:val="18"/>
         </w:rPr>
-        <w:t xml:space="preserve"> – Nomenclature</w:t>
+      </w:pPr>
+      <w:r>
+        <w:rPr>
+          <w:i/>
+          <w:iCs/>
+          <w:color w:val="1F1F1F"/>
+          <w:sz w:val="18"/>
+          <w:szCs w:val="18"/>
+        </w:rPr>
+        <w:t>Fig.</w:t>
+      </w:r>
+      <w:r>
+        <w:rPr>
+          <w:i/>
+          <w:iCs/>
+          <w:color w:val="1F1F1F"/>
+          <w:sz w:val="18"/>
+          <w:szCs w:val="18"/>
+        </w:rPr>
+        <w:t xml:space="preserve"> </w:t>
+      </w:r>
+      <w:r>
+        <w:rPr>
+          <w:i/>
+          <w:iCs/>
+          <w:color w:val="1F1F1F"/>
+          <w:sz w:val="18"/>
+          <w:szCs w:val="18"/>
+        </w:rPr>
+        <w:t xml:space="preserve">1.1 </w:t>
+      </w:r>
+      <w:r>
+        <w:rPr>
+          <w:i/>
+          <w:iCs/>
+          <w:color w:val="1F1F1F"/>
+          <w:sz w:val="18"/>
+          <w:szCs w:val="18"/>
+        </w:rPr>
+        <w:t>–</w:t>
+      </w:r>
+      <w:r>
+        <w:rPr>
+          <w:i/>
+          <w:iCs/>
+          <w:color w:val="1F1F1F"/>
+          <w:sz w:val="18"/>
+          <w:szCs w:val="18"/>
+        </w:rPr>
+        <w:t xml:space="preserve"> </w:t>
+      </w:r>
+      <w:r>
+        <w:rPr>
+          <w:i/>
+          <w:iCs/>
+          <w:color w:val="1F1F1F"/>
+          <w:sz w:val="18"/>
+          <w:szCs w:val="18"/>
+        </w:rPr>
+        <w:t xml:space="preserve">Illustration of </w:t>
+      </w:r>
+      <w:r>
+        <w:rPr>
+          <w:i/>
+          <w:iCs/>
+          <w:color w:val="1F1F1F"/>
+          <w:sz w:val="18"/>
+          <w:szCs w:val="18"/>
+        </w:rPr>
+        <w:t>Planar slicing with support structure by Prusa Slicer</w:t>
       </w:r>
     </w:p>
     <w:p>
       <w:pPr>
         <w:pStyle w:val="NormalWeb"/>
         <w:spacing w:after="0" w:afterAutospacing="0"/>
+        <w:ind w:firstLine="720"/>
         <w:jc w:val="both"/>
         <w:rPr>
-          <w:noProof/>
-        </w:rPr>
-      </w:pPr>
-      <w:r>
+          <w:rStyle w:val="citation-88"/>
+          <w:color w:val="1F1F1F"/>
+          <w:sz w:val="18"/>
+          <w:szCs w:val="18"/>
+          <w:bdr w:val="none" w:sz="0" w:space="0" w:color="auto" w:frame="1"/>
+        </w:rPr>
+      </w:pPr>
+    </w:p>
+    <w:p>
+      <w:pPr>
+        <w:ind w:firstLine="720"/>
+        <w:jc w:val="both"/>
         <w:rPr>
           <w:noProof/>
           <w:color w:val="1F1F1F"/>
           <w:sz w:val="18"/>
           <w:szCs w:val="18"/>
+          <w:lang w:val="en-IN" w:eastAsia="en-IN"/>
+        </w:rPr>
+      </w:pPr>
+      <w:r>
+        <w:rPr>
+          <w:rStyle w:val="citation-88"/>
+          <w:color w:val="1F1F1F"/>
+          <w:sz w:val="18"/>
+          <w:szCs w:val="18"/>
+          <w:bdr w:val="none" w:sz="0" w:space="0" w:color="auto" w:frame="1"/>
+        </w:rPr>
+        <w:t>Non-planar 3D printing addresses these limitations by allowing the toolpath to follow the part's true curved geometry in three-dimensional space</w:t>
+      </w:r>
+      <w:r>
+        <w:rPr>
+          <w:color w:val="1F1F1F"/>
+          <w:sz w:val="18"/>
+          <w:szCs w:val="18"/>
+          <w:bdr w:val="none" w:sz="0" w:space="0" w:color="auto" w:frame="1"/>
+        </w:rPr>
+        <w:t xml:space="preserve">. </w:t>
+      </w:r>
+      <w:r>
+        <w:rPr>
+          <w:rStyle w:val="citation-87"/>
+          <w:color w:val="1F1F1F"/>
+          <w:sz w:val="18"/>
+          <w:szCs w:val="18"/>
+          <w:bdr w:val="none" w:sz="0" w:space="0" w:color="auto" w:frame="1"/>
+        </w:rPr>
+        <w:t>This advanced deposition method can improve surface quality, reduce staircase</w:t>
+      </w:r>
+      <w:r>
+        <w:rPr>
+          <w:rStyle w:val="citation-87"/>
+          <w:color w:val="1F1F1F"/>
+          <w:sz w:val="18"/>
+          <w:szCs w:val="18"/>
+          <w:bdr w:val="none" w:sz="0" w:space="0" w:color="auto" w:frame="1"/>
+        </w:rPr>
+        <w:t xml:space="preserve"> </w:t>
+      </w:r>
+      <w:r>
+        <w:rPr>
+          <w:rStyle w:val="citation-87"/>
+          <w:color w:val="1F1F1F"/>
+          <w:sz w:val="18"/>
+          <w:szCs w:val="18"/>
+          <w:bdr w:val="none" w:sz="0" w:space="0" w:color="auto" w:frame="1"/>
+        </w:rPr>
+        <w:t>artifacts, and align deposited material with stress directions to potentially enhance overall mechanical properties</w:t>
+      </w:r>
+      <w:r>
+        <w:rPr>
+          <w:color w:val="1F1F1F"/>
+          <w:sz w:val="18"/>
+          <w:szCs w:val="18"/>
+          <w:bdr w:val="none" w:sz="0" w:space="0" w:color="auto" w:frame="1"/>
+        </w:rPr>
+        <w:t xml:space="preserve"> </w:t>
+      </w:r>
+      <w:r>
+        <w:rPr>
+          <w:color w:val="1F1F1F"/>
+          <w:sz w:val="18"/>
+          <w:szCs w:val="18"/>
+          <w:bdr w:val="none" w:sz="0" w:space="0" w:color="auto" w:frame="1"/>
+        </w:rPr>
+        <w:t>[7]</w:t>
+      </w:r>
+      <w:r>
+        <w:rPr>
+          <w:color w:val="1F1F1F"/>
+          <w:sz w:val="18"/>
+          <w:szCs w:val="18"/>
+          <w:bdr w:val="none" w:sz="0" w:space="0" w:color="auto" w:frame="1"/>
+        </w:rPr>
+        <w:t>.</w:t>
+      </w:r>
+      <w:r>
+        <w:rPr>
+          <w:color w:val="1F1F1F"/>
+          <w:sz w:val="18"/>
+          <w:szCs w:val="18"/>
+          <w:bdr w:val="none" w:sz="0" w:space="0" w:color="auto" w:frame="1"/>
+        </w:rPr>
+        <w:t xml:space="preserve"> </w:t>
+      </w:r>
+      <w:r>
+        <w:rPr>
+          <w:sz w:val="18"/>
+          <w:szCs w:val="18"/>
+        </w:rPr>
+        <w:t xml:space="preserve">However, most standard desktop slicers, such as </w:t>
+      </w:r>
+      <w:r>
+        <w:rPr>
+          <w:sz w:val="18"/>
+          <w:szCs w:val="18"/>
+        </w:rPr>
+        <w:t>Ultima</w:t>
+      </w:r>
+      <w:r>
+        <w:rPr>
+          <w:sz w:val="18"/>
+          <w:szCs w:val="18"/>
+        </w:rPr>
+        <w:t>ker</w:t>
+      </w:r>
+      <w:r>
+        <w:rPr>
+          <w:sz w:val="18"/>
+          <w:szCs w:val="18"/>
+        </w:rPr>
+        <w:t xml:space="preserve"> Cura and </w:t>
+      </w:r>
+      <w:r>
+        <w:rPr>
+          <w:sz w:val="18"/>
+          <w:szCs w:val="18"/>
+        </w:rPr>
+        <w:t>Prusa Slicer</w:t>
+      </w:r>
+      <w:r>
+        <w:rPr>
+          <w:sz w:val="18"/>
+          <w:szCs w:val="18"/>
+        </w:rPr>
+        <w:t xml:space="preserve">, do not support general non-planar toolpaths [10]. </w:t>
+      </w:r>
+      <w:r>
+        <w:rPr>
+          <w:bCs/>
+          <w:sz w:val="18"/>
+          <w:szCs w:val="18"/>
+        </w:rPr>
+        <w:t>The literature highlights several severe technical constraints preventing this integration, primarily the lack of robust collision avoidance algorithms in open-source slicers. Furthermore,</w:t>
+      </w:r>
+      <w:r>
+        <w:rPr>
+          <w:bCs/>
+          <w:sz w:val="18"/>
+          <w:szCs w:val="18"/>
+        </w:rPr>
+        <w:t xml:space="preserve"> physical hardware restrictions </w:t>
+      </w:r>
+      <w:r>
+        <w:rPr>
+          <w:bCs/>
+          <w:sz w:val="18"/>
+          <w:szCs w:val="18"/>
+        </w:rPr>
+        <w:t>such as bulky print head geometries a</w:t>
+      </w:r>
+      <w:r>
+        <w:rPr>
+          <w:bCs/>
+          <w:sz w:val="18"/>
+          <w:szCs w:val="18"/>
+        </w:rPr>
+        <w:t xml:space="preserve">nd protruding cooling fan ducts </w:t>
+      </w:r>
+      <w:r>
+        <w:rPr>
+          <w:bCs/>
+          <w:sz w:val="18"/>
+          <w:szCs w:val="18"/>
+        </w:rPr>
+        <w:t>severely limit the nozzle's Z-axis mobility, increasing the risk of mechanical collisions during non-planar deposition</w:t>
+      </w:r>
+      <w:r>
+        <w:rPr>
+          <w:bCs/>
+          <w:sz w:val="18"/>
+          <w:szCs w:val="18"/>
+        </w:rPr>
+        <w:t xml:space="preserve"> [</w:t>
+      </w:r>
+      <w:r>
+        <w:rPr>
+          <w:bCs/>
+          <w:sz w:val="18"/>
+          <w:szCs w:val="18"/>
+        </w:rPr>
+        <w:t>12].</w:t>
+      </w:r>
+      <w:r>
+        <w:rPr>
+          <w:bCs/>
+          <w:sz w:val="18"/>
+          <w:szCs w:val="18"/>
+        </w:rPr>
+        <w:t xml:space="preserve"> The non-planar slicing used in this project is depicted as below</w:t>
+      </w:r>
+      <w:r>
+        <w:rPr>
+          <w:bCs/>
+          <w:sz w:val="18"/>
+          <w:szCs w:val="18"/>
+        </w:rPr>
+        <w:t>.</w:t>
+      </w:r>
+    </w:p>
+    <w:p>
+      <w:pPr>
+        <w:ind w:firstLine="720"/>
+        <w:jc w:val="both"/>
+        <w:rPr>
+          <w:noProof/>
+          <w:color w:val="1F1F1F"/>
+          <w:sz w:val="18"/>
+          <w:szCs w:val="18"/>
+          <w:lang w:val="en-IN" w:eastAsia="en-IN"/>
+        </w:rPr>
+      </w:pPr>
+      <w:r>
+        <w:rPr>
+          <w:noProof/>
+          <w:color w:val="1F1F1F"/>
+          <w:sz w:val="18"/>
+          <w:szCs w:val="18"/>
         </w:rPr>
         <w:drawing>
-          <wp:anchor distT="0" distB="0" distL="114300" distR="114300" simplePos="0" relativeHeight="251668480" behindDoc="0" locked="0" layoutInCell="1" allowOverlap="1" wp14:anchorId="3F697EA8" wp14:editId="6AE9C384">
+          <wp:anchor distT="0" distB="0" distL="114300" distR="114300" simplePos="0" relativeHeight="251668480" behindDoc="0" locked="0" layoutInCell="1" allowOverlap="1" wp14:anchorId="3F697EA8" wp14:editId="75630404">
             <wp:simplePos x="0" y="0"/>
             <wp:positionH relativeFrom="column">
-              <wp:posOffset>3408045</wp:posOffset>
+              <wp:posOffset>133350</wp:posOffset>
             </wp:positionH>
             <wp:positionV relativeFrom="paragraph">
-              <wp:posOffset>672869</wp:posOffset>
+              <wp:posOffset>206375</wp:posOffset>
             </wp:positionV>
             <wp:extent cx="2940685" cy="1108710"/>
             <wp:effectExtent l="0" t="0" r="0" b="0"/>
@@ -1181,7 +1717,7 @@
                     <pic:cNvPicPr/>
                   </pic:nvPicPr>
                   <pic:blipFill>
-                    <a:blip r:embed="rId11" cstate="print">
+                    <a:blip r:embed="rId12" cstate="print">
                       <a:extLst>
                         <a:ext uri="{28A0092B-C50C-407E-A947-70E740481C1C}">
                           <a14:useLocalDpi xmlns:a14="http://schemas.microsoft.com/office/drawing/2010/main" val="0"/>
@@ -1213,186 +1749,75 @@
           </wp:anchor>
         </w:drawing>
       </w:r>
-      <w:r>
-        <w:rPr>
-          <w:rStyle w:val="citation-92"/>
-          <w:color w:val="1F1F1F"/>
-          <w:sz w:val="18"/>
-          <w:szCs w:val="18"/>
-          <w:bdr w:val="none" w:sz="0" w:space="0" w:color="auto" w:frame="1"/>
-        </w:rPr>
-        <w:t xml:space="preserve">               </w:t>
-      </w:r>
-      <w:r>
-        <w:rPr>
-          <w:rStyle w:val="citation-92"/>
-          <w:color w:val="1F1F1F"/>
-          <w:sz w:val="18"/>
-          <w:szCs w:val="18"/>
-          <w:bdr w:val="none" w:sz="0" w:space="0" w:color="auto" w:frame="1"/>
-        </w:rPr>
-        <w:t xml:space="preserve">Additive manufacturing, particularly Fused Deposition </w:t>
-      </w:r>
-      <w:r>
-        <w:rPr>
-          <w:rStyle w:val="citation-92"/>
-          <w:color w:val="1F1F1F"/>
-          <w:sz w:val="18"/>
-          <w:szCs w:val="18"/>
-          <w:bdr w:val="none" w:sz="0" w:space="0" w:color="auto" w:frame="1"/>
-        </w:rPr>
-        <w:t>Modelling</w:t>
-      </w:r>
-      <w:r>
-        <w:rPr>
-          <w:rStyle w:val="citation-92"/>
-          <w:color w:val="1F1F1F"/>
-          <w:sz w:val="18"/>
-          <w:szCs w:val="18"/>
-          <w:bdr w:val="none" w:sz="0" w:space="0" w:color="auto" w:frame="1"/>
-        </w:rPr>
-        <w:t xml:space="preserve"> (FDM), is widely utilized for prototyping and functional part production</w:t>
-      </w:r>
-      <w:r>
-        <w:rPr>
-          <w:rStyle w:val="citation-92"/>
-          <w:color w:val="1F1F1F"/>
-          <w:sz w:val="18"/>
-          <w:szCs w:val="18"/>
-          <w:bdr w:val="none" w:sz="0" w:space="0" w:color="auto" w:frame="1"/>
-        </w:rPr>
-        <w:t xml:space="preserve"> [5]. </w:t>
-      </w:r>
-      <w:r>
-        <w:rPr>
-          <w:rStyle w:val="citation-91"/>
-          <w:color w:val="1F1F1F"/>
-          <w:sz w:val="18"/>
-          <w:szCs w:val="18"/>
-          <w:bdr w:val="none" w:sz="0" w:space="0" w:color="auto" w:frame="1"/>
-        </w:rPr>
-        <w:t>In standard FDM workflows, components are built in flat, horizontal layers along the Z-axis</w:t>
-      </w:r>
-      <w:r>
-        <w:rPr>
-          <w:color w:val="1F1F1F"/>
-          <w:sz w:val="18"/>
-          <w:szCs w:val="18"/>
-          <w:bdr w:val="none" w:sz="0" w:space="0" w:color="auto" w:frame="1"/>
-        </w:rPr>
-        <w:t xml:space="preserve">. </w:t>
-      </w:r>
-      <w:r>
-        <w:rPr>
-          <w:rStyle w:val="citation-90"/>
-          <w:color w:val="1F1F1F"/>
-          <w:sz w:val="18"/>
-          <w:szCs w:val="18"/>
-          <w:bdr w:val="none" w:sz="0" w:space="0" w:color="auto" w:frame="1"/>
-        </w:rPr>
-        <w:t>While this planar approach is highly reliable, it creates significant challenges when printing curved, sloped, and overhanging surfaces</w:t>
-      </w:r>
-      <w:r>
-        <w:rPr>
-          <w:color w:val="1F1F1F"/>
-          <w:sz w:val="18"/>
-          <w:szCs w:val="18"/>
-          <w:bdr w:val="none" w:sz="0" w:space="0" w:color="auto" w:frame="1"/>
-        </w:rPr>
-        <w:t xml:space="preserve">. </w:t>
-      </w:r>
-      <w:r>
-        <w:rPr>
-          <w:rStyle w:val="citation-89"/>
-          <w:color w:val="1F1F1F"/>
-          <w:sz w:val="18"/>
-          <w:szCs w:val="18"/>
-          <w:bdr w:val="none" w:sz="0" w:space="0" w:color="auto" w:frame="1"/>
-        </w:rPr>
-        <w:t>Planar slicing results in poor surface quality due to the "staircase effect"</w:t>
-      </w:r>
-      <w:r>
-        <w:rPr>
-          <w:rStyle w:val="citation-89"/>
-          <w:color w:val="1F1F1F"/>
-          <w:sz w:val="18"/>
-          <w:szCs w:val="18"/>
-          <w:bdr w:val="none" w:sz="0" w:space="0" w:color="auto" w:frame="1"/>
-        </w:rPr>
-        <w:t>(</w:t>
-      </w:r>
-      <w:r>
-        <w:rPr>
-          <w:rStyle w:val="citation-89"/>
+    </w:p>
+    <w:p>
+      <w:pPr>
+        <w:ind w:firstLine="720"/>
+        <w:rPr>
           <w:i/>
           <w:iCs/>
           <w:color w:val="1F1F1F"/>
           <w:sz w:val="18"/>
           <w:szCs w:val="18"/>
-          <w:bdr w:val="none" w:sz="0" w:space="0" w:color="auto" w:frame="1"/>
-        </w:rPr>
-        <w:t>Fig. no:1.1 - Planar slicing with support structure by Prusa Slicer</w:t>
-      </w:r>
-      <w:r>
-        <w:rPr>
-          <w:rStyle w:val="citation-89"/>
+        </w:rPr>
+      </w:pPr>
+      <w:r>
+        <w:rPr>
+          <w:i/>
+          <w:iCs/>
           <w:color w:val="1F1F1F"/>
           <w:sz w:val="18"/>
           <w:szCs w:val="18"/>
-          <w:bdr w:val="none" w:sz="0" w:space="0" w:color="auto" w:frame="1"/>
-        </w:rPr>
-        <w:t xml:space="preserve">) </w:t>
-      </w:r>
-      <w:r>
-        <w:rPr>
-          <w:rStyle w:val="citation-89"/>
+        </w:rPr>
+        <w:t>Fig.</w:t>
+      </w:r>
+      <w:r>
+        <w:rPr>
+          <w:i/>
+          <w:iCs/>
           <w:color w:val="1F1F1F"/>
           <w:sz w:val="18"/>
           <w:szCs w:val="18"/>
-          <w:bdr w:val="none" w:sz="0" w:space="0" w:color="auto" w:frame="1"/>
-        </w:rPr>
-        <w:t>and leads to weak interlayer strength because the material cannot align continuously with the part's geometry</w:t>
-      </w:r>
-      <w:r>
-        <w:rPr>
-          <w:rStyle w:val="citation-89"/>
+        </w:rPr>
+        <w:t xml:space="preserve"> </w:t>
+      </w:r>
+      <w:r>
+        <w:rPr>
+          <w:i/>
+          <w:iCs/>
           <w:color w:val="1F1F1F"/>
           <w:sz w:val="18"/>
           <w:szCs w:val="18"/>
-          <w:bdr w:val="none" w:sz="0" w:space="0" w:color="auto" w:frame="1"/>
-        </w:rPr>
-        <w:t xml:space="preserve"> </w:t>
-      </w:r>
-      <w:r>
-        <w:rPr>
+        </w:rPr>
+        <w:t xml:space="preserve">1.2 – </w:t>
+      </w:r>
+      <w:r>
+        <w:rPr>
+          <w:i/>
+          <w:iCs/>
           <w:color w:val="1F1F1F"/>
           <w:sz w:val="18"/>
           <w:szCs w:val="18"/>
-          <w:bdr w:val="none" w:sz="0" w:space="0" w:color="auto" w:frame="1"/>
-        </w:rPr>
-        <w:t>[1]</w:t>
-      </w:r>
-      <w:r>
-        <w:rPr>
+        </w:rPr>
+        <w:t xml:space="preserve">Illustration of </w:t>
+      </w:r>
+      <w:r>
+        <w:rPr>
+          <w:i/>
+          <w:iCs/>
           <w:color w:val="1F1F1F"/>
           <w:sz w:val="18"/>
           <w:szCs w:val="18"/>
-          <w:bdr w:val="none" w:sz="0" w:space="0" w:color="auto" w:frame="1"/>
-        </w:rPr>
-        <w:t>.</w:t>
-      </w:r>
-      <w:r>
-        <w:rPr>
-          <w:noProof/>
-        </w:rPr>
-        <w:t xml:space="preserve"> </w:t>
+        </w:rPr>
+        <w:t>Front view of Non planar slicing</w:t>
       </w:r>
     </w:p>
     <w:p>
       <w:pPr>
         <w:pStyle w:val="NormalWeb"/>
         <w:spacing w:after="0" w:afterAutospacing="0"/>
-        <w:jc w:val="center"/>
+        <w:ind w:firstLine="720"/>
+        <w:jc w:val="both"/>
         <w:rPr>
           <w:color w:val="1F1F1F"/>
           <w:sz w:val="18"/>
@@ -1401,13 +1826,856 @@
       </w:pPr>
       <w:r>
         <w:rPr>
+          <w:sz w:val="18"/>
+          <w:szCs w:val="18"/>
+        </w:rPr>
+        <w:t xml:space="preserve"> </w:t>
+      </w:r>
+      <w:r>
+        <w:rPr>
+          <w:sz w:val="18"/>
+          <w:szCs w:val="18"/>
+        </w:rPr>
+        <w:t>While industrial Computer-Aided Manufacturing (CAM) systems like Siemens NX</w:t>
+      </w:r>
+      <w:r>
+        <w:rPr>
+          <w:sz w:val="18"/>
+          <w:szCs w:val="18"/>
+        </w:rPr>
+        <w:t xml:space="preserve"> </w:t>
+      </w:r>
+      <w:r>
+        <w:rPr>
+          <w:rStyle w:val="citation-85"/>
+          <w:color w:val="1F1F1F"/>
+          <w:sz w:val="18"/>
+          <w:szCs w:val="18"/>
+          <w:bdr w:val="none" w:sz="0" w:space="0" w:color="auto" w:frame="1"/>
+        </w:rPr>
+        <w:t>feature advanced Additive Manufacturing modules capable of generating non-planar, collision-aware toolpaths, their output is not directly targeted at standard desktop FDM</w:t>
+      </w:r>
+      <w:r>
+        <w:rPr>
+          <w:rStyle w:val="citation-85"/>
+          <w:color w:val="1F1F1F"/>
+          <w:sz w:val="18"/>
+          <w:szCs w:val="18"/>
+          <w:bdr w:val="none" w:sz="0" w:space="0" w:color="auto" w:frame="1"/>
+        </w:rPr>
+        <w:t xml:space="preserve">  </w:t>
+      </w:r>
+      <w:r>
+        <w:rPr>
+          <w:rStyle w:val="citation-85"/>
+          <w:color w:val="1F1F1F"/>
+          <w:sz w:val="18"/>
+          <w:szCs w:val="18"/>
+          <w:bdr w:val="none" w:sz="0" w:space="0" w:color="auto" w:frame="1"/>
+        </w:rPr>
+        <w:t>printers</w:t>
+      </w:r>
+      <w:r>
+        <w:rPr>
+          <w:sz w:val="18"/>
+          <w:szCs w:val="18"/>
+        </w:rPr>
+        <w:t xml:space="preserve"> While</w:t>
+      </w:r>
+      <w:r>
+        <w:rPr>
+          <w:sz w:val="18"/>
+          <w:szCs w:val="18"/>
+        </w:rPr>
+        <w:t xml:space="preserve"> some experimental open-source </w:t>
+      </w:r>
+      <w:r>
+        <w:rPr>
+          <w:sz w:val="18"/>
+          <w:szCs w:val="18"/>
+        </w:rPr>
+        <w:t xml:space="preserve"> </w:t>
+      </w:r>
+      <w:r>
+        <w:rPr>
+          <w:sz w:val="18"/>
+          <w:szCs w:val="18"/>
+        </w:rPr>
+        <w:t>slicers offer non-planar capabilities, the novelty of this research lies in successfully leveraging the robust, collision-aware path planning of an established industrial CAM system and</w:t>
+      </w:r>
+      <w:r>
+        <w:rPr>
+          <w:sz w:val="18"/>
+          <w:szCs w:val="18"/>
+        </w:rPr>
+        <w:t xml:space="preserve"> </w:t>
+      </w:r>
+      <w:r>
+        <w:rPr>
+          <w:sz w:val="18"/>
+          <w:szCs w:val="18"/>
+        </w:rPr>
+        <w:t>translating it for use on standard, unmodified FDM hardware</w:t>
+      </w:r>
+      <w:r>
+        <w:rPr>
+          <w:color w:val="1F1F1F"/>
+          <w:sz w:val="18"/>
+          <w:szCs w:val="18"/>
+          <w:bdr w:val="none" w:sz="0" w:space="0" w:color="auto" w:frame="1"/>
+        </w:rPr>
+        <w:t xml:space="preserve"> </w:t>
+      </w:r>
+      <w:r>
+        <w:rPr>
+          <w:color w:val="1F1F1F"/>
+          <w:sz w:val="18"/>
+          <w:szCs w:val="18"/>
+        </w:rPr>
+        <w:t>[1], [13]</w:t>
+      </w:r>
+      <w:r>
+        <w:rPr>
+          <w:color w:val="1F1F1F"/>
+          <w:sz w:val="18"/>
+          <w:szCs w:val="18"/>
+        </w:rPr>
+        <w:t>.</w:t>
+      </w:r>
+    </w:p>
+    <w:p>
+      <w:pPr>
+        <w:pStyle w:val="NormalWeb"/>
+        <w:spacing w:after="0" w:afterAutospacing="0"/>
+        <w:ind w:firstLine="720"/>
+        <w:jc w:val="both"/>
+      </w:pPr>
+      <w:r>
+        <w:rPr>
+          <w:rStyle w:val="citation-84"/>
+          <w:color w:val="1F1F1F"/>
+          <w:sz w:val="18"/>
+          <w:szCs w:val="18"/>
+          <w:bdr w:val="none" w:sz="0" w:space="0" w:color="auto" w:frame="1"/>
+        </w:rPr>
+        <w:lastRenderedPageBreak/>
+        <w:t>Consequently, a significant research gap exists, as there is currently no standard workflow to take non-planar tool</w:t>
+      </w:r>
+      <w:r>
+        <w:rPr>
+          <w:rStyle w:val="citation-84"/>
+          <w:color w:val="1F1F1F"/>
+          <w:sz w:val="18"/>
+          <w:szCs w:val="18"/>
+          <w:bdr w:val="none" w:sz="0" w:space="0" w:color="auto" w:frame="1"/>
+        </w:rPr>
+        <w:t>-</w:t>
+      </w:r>
+      <w:r>
+        <w:rPr>
+          <w:rStyle w:val="citation-84"/>
+          <w:color w:val="1F1F1F"/>
+          <w:sz w:val="18"/>
+          <w:szCs w:val="18"/>
+          <w:bdr w:val="none" w:sz="0" w:space="0" w:color="auto" w:frame="1"/>
+        </w:rPr>
+        <w:t>paths generated in Siemens NX and execute them directly on a desktop FDM printer like the Prusa MK4</w:t>
+      </w:r>
+      <w:r>
+        <w:rPr>
+          <w:color w:val="1F1F1F"/>
+          <w:sz w:val="18"/>
+          <w:szCs w:val="18"/>
+          <w:bdr w:val="none" w:sz="0" w:space="0" w:color="auto" w:frame="1"/>
+        </w:rPr>
+        <w:t xml:space="preserve"> </w:t>
+      </w:r>
+      <w:r>
+        <w:rPr>
+          <w:color w:val="1F1F1F"/>
+          <w:sz w:val="18"/>
+          <w:szCs w:val="18"/>
+          <w:bdr w:val="none" w:sz="0" w:space="0" w:color="auto" w:frame="1"/>
+        </w:rPr>
+        <w:t>[1]</w:t>
+      </w:r>
+      <w:r>
+        <w:rPr>
+          <w:color w:val="1F1F1F"/>
+          <w:sz w:val="18"/>
+          <w:szCs w:val="18"/>
+          <w:bdr w:val="none" w:sz="0" w:space="0" w:color="auto" w:frame="1"/>
+        </w:rPr>
+        <w:t>.</w:t>
+      </w:r>
+      <w:r>
+        <w:rPr>
+          <w:color w:val="1F1F1F"/>
+          <w:sz w:val="18"/>
+          <w:szCs w:val="18"/>
+          <w:bdr w:val="none" w:sz="0" w:space="0" w:color="auto" w:frame="1"/>
+        </w:rPr>
+        <w:t xml:space="preserve"> </w:t>
+      </w:r>
+      <w:r>
+        <w:rPr>
+          <w:rStyle w:val="citation-83"/>
+          <w:color w:val="1F1F1F"/>
+          <w:sz w:val="18"/>
+          <w:szCs w:val="18"/>
+          <w:bdr w:val="none" w:sz="0" w:space="0" w:color="auto" w:frame="1"/>
+        </w:rPr>
+        <w:t>NX postprocessors are primarily designed for subtractive milling, meaning they output numerical control (NC) codes for tool changes, spindle control, and coolant, which are incompatible with 3D printer firmware</w:t>
+      </w:r>
+      <w:r>
+        <w:rPr>
+          <w:color w:val="1F1F1F"/>
+          <w:sz w:val="18"/>
+          <w:szCs w:val="18"/>
+          <w:bdr w:val="none" w:sz="0" w:space="0" w:color="auto" w:frame="1"/>
+        </w:rPr>
+        <w:t xml:space="preserve"> </w:t>
+      </w:r>
+      <w:r>
+        <w:rPr>
+          <w:color w:val="1F1F1F"/>
+          <w:sz w:val="18"/>
+          <w:szCs w:val="18"/>
+          <w:bdr w:val="none" w:sz="0" w:space="0" w:color="auto" w:frame="1"/>
+        </w:rPr>
+        <w:t>[13]</w:t>
+      </w:r>
+      <w:r>
+        <w:rPr>
+          <w:color w:val="1F1F1F"/>
+          <w:sz w:val="18"/>
+          <w:szCs w:val="18"/>
+          <w:bdr w:val="none" w:sz="0" w:space="0" w:color="auto" w:frame="1"/>
+        </w:rPr>
+        <w:t>.</w:t>
+      </w:r>
+      <w:r>
+        <w:rPr>
+          <w:color w:val="1F1F1F"/>
+          <w:sz w:val="18"/>
+          <w:szCs w:val="18"/>
+          <w:bdr w:val="none" w:sz="0" w:space="0" w:color="auto" w:frame="1"/>
+        </w:rPr>
+        <w:t xml:space="preserve"> </w:t>
+      </w:r>
+      <w:r>
+        <w:rPr>
+          <w:sz w:val="18"/>
+          <w:szCs w:val="18"/>
+        </w:rPr>
+        <w:t xml:space="preserve">Furthermore, </w:t>
+      </w:r>
+      <w:r>
+        <w:rPr>
+          <w:bCs/>
+          <w:sz w:val="18"/>
+          <w:szCs w:val="18"/>
+        </w:rPr>
+        <w:t>as noted in recent studies, fundamental technical constraints complicate the translation of industrial CAM output for FDM [10</w:t>
+      </w:r>
+      <w:r>
+        <w:rPr>
+          <w:bCs/>
+          <w:sz w:val="18"/>
+          <w:szCs w:val="18"/>
+        </w:rPr>
+        <w:t>]</w:t>
+      </w:r>
+      <w:r>
+        <w:rPr>
+          <w:bCs/>
+          <w:sz w:val="18"/>
+          <w:szCs w:val="18"/>
+        </w:rPr>
+        <w:t>.</w:t>
+      </w:r>
+      <w:r>
+        <w:rPr>
+          <w:bCs/>
+          <w:sz w:val="18"/>
+          <w:szCs w:val="18"/>
+        </w:rPr>
+        <w:t xml:space="preserve"> Because subtractive CAM environments are intrinsically designed to calculate tool feed</w:t>
+      </w:r>
+      <w:r>
+        <w:rPr>
+          <w:bCs/>
+          <w:sz w:val="18"/>
+          <w:szCs w:val="18"/>
+        </w:rPr>
+        <w:t>-</w:t>
+      </w:r>
+      <w:r>
+        <w:rPr>
+          <w:bCs/>
+          <w:sz w:val="18"/>
+          <w:szCs w:val="18"/>
+        </w:rPr>
+        <w:t xml:space="preserve"> rates rather than volumetric material flow, they lack native mechanisms to calculate precise filament extrusion [12]. Thus,</w:t>
+      </w:r>
+      <w:r>
+        <w:rPr>
+          <w:sz w:val="18"/>
+          <w:szCs w:val="18"/>
+        </w:rPr>
+        <w:t xml:space="preserve"> practical challenges remain in correctly interpreting machine coordinate systems, handling travel mo</w:t>
+      </w:r>
+      <w:r>
+        <w:rPr>
+          <w:sz w:val="18"/>
+          <w:szCs w:val="18"/>
+        </w:rPr>
+        <w:t xml:space="preserve">ves, and accurately calculating </w:t>
+      </w:r>
+      <w:r>
+        <w:rPr>
+          <w:sz w:val="18"/>
+          <w:szCs w:val="18"/>
+        </w:rPr>
+        <w:t>material extrusion values when relying on industrial CAM output</w:t>
+      </w:r>
+      <w:r>
+        <w:t>.</w:t>
+      </w:r>
+    </w:p>
+    <w:p>
+      <w:pPr>
+        <w:jc w:val="both"/>
+        <w:rPr>
+          <w:sz w:val="18"/>
+          <w:szCs w:val="18"/>
+        </w:rPr>
+      </w:pPr>
+    </w:p>
+    <w:p>
+      <w:pPr>
+        <w:ind w:firstLine="720"/>
+        <w:jc w:val="both"/>
+        <w:rPr>
+          <w:color w:val="1F1F1F"/>
+          <w:sz w:val="18"/>
+          <w:szCs w:val="18"/>
+        </w:rPr>
+      </w:pPr>
+      <w:r>
+        <w:rPr>
+          <w:sz w:val="18"/>
+          <w:szCs w:val="18"/>
+        </w:rPr>
+        <w:t>The primary objective</w:t>
+      </w:r>
+      <w:r>
+        <w:rPr>
+          <w:sz w:val="18"/>
+          <w:szCs w:val="18"/>
+        </w:rPr>
+        <w:t xml:space="preserve"> </w:t>
+      </w:r>
+      <w:r>
+        <w:rPr>
+          <w:bCs/>
+          <w:sz w:val="18"/>
+          <w:szCs w:val="18"/>
+        </w:rPr>
+        <w:t>and the core novel contribution of this research</w:t>
+      </w:r>
+      <w:r>
+        <w:rPr>
+          <w:sz w:val="18"/>
+          <w:szCs w:val="18"/>
+        </w:rPr>
+        <w:t xml:space="preserve"> </w:t>
+      </w:r>
+      <w:r>
+        <w:rPr>
+          <w:sz w:val="18"/>
+          <w:szCs w:val="18"/>
+        </w:rPr>
+        <w:t xml:space="preserve">is to develop a practical, reproducible non-planar 3D printing workflow for the Prusa MK4 printer </w:t>
+      </w:r>
+      <w:r>
+        <w:rPr>
+          <w:bCs/>
+          <w:sz w:val="18"/>
+          <w:szCs w:val="18"/>
+        </w:rPr>
+        <w:t>that effectively links industrial CAM generation with desktop fabrication</w:t>
+      </w:r>
+      <w:r>
+        <w:rPr>
+          <w:color w:val="1F1F1F"/>
+          <w:sz w:val="18"/>
+          <w:szCs w:val="18"/>
+          <w:bdr w:val="none" w:sz="0" w:space="0" w:color="auto" w:frame="1"/>
+        </w:rPr>
+        <w:t xml:space="preserve"> </w:t>
+      </w:r>
+      <w:r>
+        <w:rPr>
+          <w:color w:val="1F1F1F"/>
+          <w:sz w:val="18"/>
+          <w:szCs w:val="18"/>
+          <w:bdr w:val="none" w:sz="0" w:space="0" w:color="auto" w:frame="1"/>
+        </w:rPr>
+        <w:t>[1]</w:t>
+      </w:r>
+      <w:r>
+        <w:rPr>
+          <w:color w:val="1F1F1F"/>
+          <w:sz w:val="18"/>
+          <w:szCs w:val="18"/>
+          <w:bdr w:val="none" w:sz="0" w:space="0" w:color="auto" w:frame="1"/>
+        </w:rPr>
+        <w:t>.</w:t>
+      </w:r>
+      <w:r>
+        <w:rPr>
+          <w:color w:val="1F1F1F"/>
+          <w:sz w:val="18"/>
+          <w:szCs w:val="18"/>
+          <w:bdr w:val="none" w:sz="0" w:space="0" w:color="auto" w:frame="1"/>
+        </w:rPr>
+        <w:t xml:space="preserve"> </w:t>
+      </w:r>
+      <w:r>
+        <w:rPr>
+          <w:rStyle w:val="citation-80"/>
+          <w:color w:val="1F1F1F"/>
+          <w:sz w:val="18"/>
+          <w:szCs w:val="18"/>
+          <w:bdr w:val="none" w:sz="0" w:space="0" w:color="auto" w:frame="1"/>
+        </w:rPr>
+        <w:t>This study utilizes the Siemens NX Freeform Additive Buildup operation to generate non-planar toolpaths and NX Post Builder to export the initial motion data</w:t>
+      </w:r>
+      <w:r>
+        <w:rPr>
+          <w:color w:val="1F1F1F"/>
+          <w:sz w:val="18"/>
+          <w:szCs w:val="18"/>
+          <w:bdr w:val="none" w:sz="0" w:space="0" w:color="auto" w:frame="1"/>
+        </w:rPr>
+        <w:t xml:space="preserve">. </w:t>
+      </w:r>
+      <w:r>
+        <w:rPr>
+          <w:sz w:val="18"/>
+          <w:szCs w:val="18"/>
+        </w:rPr>
+        <w:t xml:space="preserve">To bridge the compatibility gap, a custom Python post-processing script is developed to automatically convert the raw NX output into a </w:t>
+      </w:r>
+      <w:r>
+        <w:rPr>
+          <w:bCs/>
+          <w:sz w:val="18"/>
+          <w:szCs w:val="18"/>
+        </w:rPr>
+        <w:t>Marlin-compatible</w:t>
+      </w:r>
+      <w:r>
+        <w:rPr>
+          <w:sz w:val="18"/>
+          <w:szCs w:val="18"/>
+        </w:rPr>
+        <w:t xml:space="preserve"> G-code format </w:t>
+      </w:r>
+      <w:r>
+        <w:rPr>
+          <w:bCs/>
+          <w:sz w:val="18"/>
+          <w:szCs w:val="18"/>
+        </w:rPr>
+        <w:t>suitable for standard FDM firmware</w:t>
+      </w:r>
+      <w:r>
+        <w:rPr>
+          <w:sz w:val="18"/>
+          <w:szCs w:val="18"/>
+        </w:rPr>
+        <w:t xml:space="preserve"> </w:t>
+      </w:r>
+      <w:r>
+        <w:rPr>
+          <w:sz w:val="18"/>
+          <w:szCs w:val="18"/>
+        </w:rPr>
+        <w:t>[</w:t>
+      </w:r>
+      <w:r>
+        <w:rPr>
+          <w:sz w:val="18"/>
+          <w:szCs w:val="18"/>
+        </w:rPr>
+        <w:t>16]</w:t>
+      </w:r>
+      <w:r>
+        <w:rPr>
+          <w:sz w:val="18"/>
+          <w:szCs w:val="18"/>
+        </w:rPr>
+        <w:t>.</w:t>
+      </w:r>
+      <w:r>
+        <w:rPr>
+          <w:rStyle w:val="citation-78"/>
+          <w:color w:val="1F1F1F"/>
+          <w:sz w:val="18"/>
+          <w:szCs w:val="18"/>
+          <w:bdr w:val="none" w:sz="0" w:space="0" w:color="auto" w:frame="1"/>
+        </w:rPr>
+        <w:t xml:space="preserve"> </w:t>
+      </w:r>
+      <w:r>
+        <w:rPr>
+          <w:rStyle w:val="citation-78"/>
+          <w:color w:val="1F1F1F"/>
+          <w:sz w:val="18"/>
+          <w:szCs w:val="18"/>
+          <w:bdr w:val="none" w:sz="0" w:space="0" w:color="auto" w:frame="1"/>
+        </w:rPr>
+        <w:t>This</w:t>
+      </w:r>
+      <w:r>
+        <w:rPr>
+          <w:rStyle w:val="citation-78"/>
+          <w:color w:val="1F1F1F"/>
+          <w:sz w:val="18"/>
+          <w:szCs w:val="18"/>
+          <w:bdr w:val="none" w:sz="0" w:space="0" w:color="auto" w:frame="1"/>
+        </w:rPr>
+        <w:t xml:space="preserve"> </w:t>
+      </w:r>
+      <w:r>
+        <w:rPr>
+          <w:rStyle w:val="citation-78"/>
+          <w:color w:val="1F1F1F"/>
+          <w:sz w:val="18"/>
+          <w:szCs w:val="18"/>
+          <w:bdr w:val="none" w:sz="0" w:space="0" w:color="auto" w:frame="1"/>
+        </w:rPr>
+        <w:t>methodology</w:t>
+      </w:r>
+      <w:r>
+        <w:rPr>
+          <w:rStyle w:val="citation-78"/>
+          <w:color w:val="1F1F1F"/>
+          <w:sz w:val="18"/>
+          <w:szCs w:val="18"/>
+          <w:bdr w:val="none" w:sz="0" w:space="0" w:color="auto" w:frame="1"/>
+        </w:rPr>
+        <w:t xml:space="preserve"> </w:t>
+      </w:r>
+      <w:r>
+        <w:rPr>
+          <w:rStyle w:val="citation-78"/>
+          <w:color w:val="1F1F1F"/>
+          <w:sz w:val="18"/>
+          <w:szCs w:val="18"/>
+          <w:bdr w:val="none" w:sz="0" w:space="0" w:color="auto" w:frame="1"/>
+        </w:rPr>
+        <w:t>addresses the challenges of filtering milling-specific artifacts, accurately mapping extrusion values, handling travel motions, and aligning coordinate mismatch to enable robust non-planar printing on standard FDM hardware</w:t>
+      </w:r>
+      <w:r>
+        <w:rPr>
+          <w:color w:val="1F1F1F"/>
+          <w:sz w:val="18"/>
+          <w:szCs w:val="18"/>
+          <w:bdr w:val="none" w:sz="0" w:space="0" w:color="auto" w:frame="1"/>
+        </w:rPr>
+        <w:t xml:space="preserve"> </w:t>
+      </w:r>
+      <w:r>
+        <w:rPr>
+          <w:color w:val="1F1F1F"/>
+          <w:sz w:val="18"/>
+          <w:szCs w:val="18"/>
+        </w:rPr>
+        <w:t>[12]</w:t>
+      </w:r>
+      <w:r>
+        <w:rPr>
+          <w:color w:val="1F1F1F"/>
+          <w:sz w:val="18"/>
+          <w:szCs w:val="18"/>
+        </w:rPr>
+        <w:t>.</w:t>
+      </w:r>
+    </w:p>
+    <w:p>
+      <w:pPr>
+        <w:jc w:val="both"/>
+        <w:rPr>
+          <w:color w:val="1F1F1F"/>
+          <w:sz w:val="18"/>
+          <w:szCs w:val="18"/>
+        </w:rPr>
+      </w:pPr>
+    </w:p>
+    <w:p>
+      <w:pPr>
+        <w:jc w:val="both"/>
+        <w:rPr>
+          <w:color w:val="1F1F1F"/>
+          <w:sz w:val="18"/>
+          <w:szCs w:val="18"/>
+        </w:rPr>
+      </w:pPr>
+    </w:p>
+    <w:p>
+      <w:pPr>
+        <w:pStyle w:val="ElsHeading1"/>
+        <w:numPr>
+          <w:ilvl w:val="0"/>
+          <w:numId w:val="0"/>
+        </w:numPr>
+        <w:spacing w:before="0"/>
+        <w:rPr>
+          <w:sz w:val="18"/>
+          <w:szCs w:val="18"/>
+        </w:rPr>
+      </w:pPr>
+      <w:r>
+        <w:rPr>
+          <w:sz w:val="18"/>
+          <w:szCs w:val="18"/>
+        </w:rPr>
+        <w:t>2</w:t>
+      </w:r>
+      <w:r>
+        <w:rPr>
+          <w:sz w:val="18"/>
+          <w:szCs w:val="18"/>
+        </w:rPr>
+        <w:t xml:space="preserve">. </w:t>
+      </w:r>
+      <w:r>
+        <w:rPr>
+          <w:sz w:val="18"/>
+          <w:szCs w:val="18"/>
+        </w:rPr>
+        <w:t>Methodology</w:t>
+      </w:r>
+    </w:p>
+    <w:p>
+      <w:pPr>
+        <w:pStyle w:val="NormalWeb"/>
+        <w:jc w:val="both"/>
+        <w:rPr>
+          <w:bCs/>
+          <w:sz w:val="18"/>
+          <w:szCs w:val="18"/>
+        </w:rPr>
+      </w:pPr>
+      <w:r>
+        <w:rPr>
+          <w:sz w:val="18"/>
+          <w:szCs w:val="18"/>
+        </w:rPr>
+        <w:t xml:space="preserve">To </w:t>
+      </w:r>
+      <w:r>
+        <w:rPr>
+          <w:sz w:val="18"/>
+          <w:szCs w:val="18"/>
+        </w:rPr>
+        <w:t>o</w:t>
+      </w:r>
+      <w:r>
+        <w:rPr>
+          <w:sz w:val="18"/>
+          <w:szCs w:val="18"/>
+        </w:rPr>
+        <w:t>v</w:t>
+      </w:r>
+      <w:r>
+        <w:rPr>
+          <w:sz w:val="18"/>
+          <w:szCs w:val="18"/>
+        </w:rPr>
+        <w:t>ercome</w:t>
+      </w:r>
+      <w:r>
+        <w:rPr>
+          <w:sz w:val="18"/>
+          <w:szCs w:val="18"/>
+        </w:rPr>
+        <w:t xml:space="preserve"> the</w:t>
+      </w:r>
+      <w:r>
+        <w:rPr>
+          <w:sz w:val="18"/>
+          <w:szCs w:val="18"/>
+        </w:rPr>
+        <w:t xml:space="preserve"> challenges of utilizing an industrial Computer-Aided Manufacturing (CAM) system for desktop FDM printing, a </w:t>
+      </w:r>
+      <w:r>
+        <w:rPr>
+          <w:bCs/>
+          <w:sz w:val="18"/>
+          <w:szCs w:val="18"/>
+        </w:rPr>
+        <w:t>comprehensive</w:t>
+      </w:r>
+      <w:r>
+        <w:rPr>
+          <w:sz w:val="18"/>
+          <w:szCs w:val="18"/>
+        </w:rPr>
+        <w:t xml:space="preserve"> workflow was developed</w:t>
+      </w:r>
+      <w:r>
+        <w:t xml:space="preserve"> </w:t>
+      </w:r>
+      <w:r>
+        <w:rPr>
+          <w:sz w:val="18"/>
+          <w:szCs w:val="18"/>
+        </w:rPr>
+        <w:t xml:space="preserve">shown in </w:t>
+      </w:r>
+      <w:r>
+        <w:rPr>
+          <w:i/>
+          <w:iCs/>
+          <w:sz w:val="18"/>
+          <w:szCs w:val="18"/>
+        </w:rPr>
+        <w:t>Fig.</w:t>
+      </w:r>
+      <w:r>
+        <w:rPr>
+          <w:i/>
+          <w:iCs/>
+          <w:sz w:val="18"/>
+          <w:szCs w:val="18"/>
+        </w:rPr>
+        <w:t xml:space="preserve"> </w:t>
+      </w:r>
+      <w:r>
+        <w:rPr>
+          <w:i/>
+          <w:iCs/>
+          <w:sz w:val="18"/>
+          <w:szCs w:val="18"/>
+        </w:rPr>
+        <w:t>2.1</w:t>
+      </w:r>
+      <w:r>
+        <w:rPr>
+          <w:sz w:val="18"/>
+          <w:szCs w:val="18"/>
+        </w:rPr>
+        <w:t xml:space="preserve">. The </w:t>
+      </w:r>
+      <w:r>
+        <w:rPr>
+          <w:bCs/>
+          <w:sz w:val="18"/>
+          <w:szCs w:val="18"/>
+        </w:rPr>
+        <w:t>primary software</w:t>
+      </w:r>
+      <w:r>
+        <w:rPr>
+          <w:sz w:val="18"/>
+          <w:szCs w:val="18"/>
+        </w:rPr>
+        <w:t xml:space="preserve"> process chain</w:t>
+      </w:r>
+      <w:r>
+        <w:rPr>
+          <w:sz w:val="18"/>
+          <w:szCs w:val="18"/>
+        </w:rPr>
+        <w:t xml:space="preserve"> </w:t>
+      </w:r>
+      <w:r>
+        <w:rPr>
+          <w:sz w:val="18"/>
+          <w:szCs w:val="18"/>
+        </w:rPr>
+        <w:t xml:space="preserve">consisted of </w:t>
+      </w:r>
+      <w:r>
+        <w:rPr>
+          <w:bCs/>
+          <w:sz w:val="18"/>
+          <w:szCs w:val="18"/>
+        </w:rPr>
+        <w:t>CAD model preparation, additive manufacturing setup, non-planar toolpath generation, NX Post Builder export, and Python post-processing, which was subsequently followed by physical validation and experimental printing</w:t>
+      </w:r>
+      <w:r>
+        <w:rPr>
+          <w:bCs/>
+          <w:sz w:val="18"/>
+          <w:szCs w:val="18"/>
+        </w:rPr>
+        <w:t>.</w:t>
+      </w:r>
+    </w:p>
+    <w:p>
+      <w:pPr>
+        <w:jc w:val="both"/>
+        <w:rPr>
           <w:noProof/>
         </w:rPr>
+      </w:pPr>
+      <w:r>
+        <w:rPr>
+          <w:sz w:val="18"/>
+          <w:szCs w:val="18"/>
+        </w:rPr>
+        <w:t>The target geometry, which included curved and overhanging features suited for non-planar deposition, was imported into Siemens NX. To ensure correct coordinate alignment for the additive operation, the part was positioned such that its bottom surface was located at Z = 0 in the absolute coordinate system. A specific Manufacturing Coordinate System</w:t>
+      </w:r>
+      <w:r>
+        <w:rPr>
+          <w:sz w:val="18"/>
+          <w:szCs w:val="18"/>
+        </w:rPr>
+        <w:t xml:space="preserve"> </w:t>
+      </w:r>
+      <w:r>
+        <w:rPr>
+          <w:sz w:val="18"/>
+          <w:szCs w:val="18"/>
+        </w:rPr>
+        <w:t>was defined on the bottom face of the part to establish a consistent origin for the subsequent toolpath generation.</w:t>
+      </w:r>
+      <w:r>
+        <w:rPr>
+          <w:noProof/>
+        </w:rPr>
+        <w:t xml:space="preserve"> </w:t>
+      </w:r>
+    </w:p>
+    <w:p>
+      <w:pPr>
+        <w:jc w:val="both"/>
+        <w:rPr>
+          <w:noProof/>
+        </w:rPr>
+      </w:pPr>
+    </w:p>
+    <w:p>
+      <w:pPr>
+        <w:jc w:val="both"/>
+        <w:rPr>
+          <w:noProof/>
+        </w:rPr>
+      </w:pPr>
+      <w:r>
+        <w:rPr>
+          <w:noProof/>
+        </w:rPr>
         <w:drawing>
-          <wp:inline distT="0" distB="0" distL="0" distR="0" wp14:anchorId="7B293BAA" wp14:editId="5142AB8A">
-            <wp:extent cx="2535382" cy="1236771"/>
-            <wp:effectExtent l="0" t="0" r="0" b="1905"/>
-            <wp:docPr id="3" name="Picture 3"/>
+          <wp:inline distT="0" distB="0" distL="0" distR="0" wp14:anchorId="7FE39683" wp14:editId="04ED46D4">
+            <wp:extent cx="3032975" cy="1590349"/>
+            <wp:effectExtent l="0" t="0" r="0" b="0"/>
+            <wp:docPr id="6" name="Picture 6"/>
             <wp:cNvGraphicFramePr>
               <a:graphicFrameLocks xmlns:a="http://schemas.openxmlformats.org/drawingml/2006/main" noChangeAspect="1"/>
             </wp:cNvGraphicFramePr>
@@ -1419,7 +2687,7 @@
                     <pic:cNvPicPr/>
                   </pic:nvPicPr>
                   <pic:blipFill>
-                    <a:blip r:embed="rId12"/>
+                    <a:blip r:embed="rId13"/>
                     <a:stretch>
                       <a:fillRect/>
                     </a:stretch>
@@ -1427,7 +2695,7 @@
                   <pic:spPr>
                     <a:xfrm>
                       <a:off x="0" y="0"/>
-                      <a:ext cx="2557530" cy="1247575"/>
+                      <a:ext cx="3107006" cy="1629168"/>
                     </a:xfrm>
                     <a:prstGeom prst="rect">
                       <a:avLst/>
@@ -1439,24 +2707,21 @@
           </wp:inline>
         </w:drawing>
       </w:r>
-      <w:r>
-        <w:rPr>
-          <w:color w:val="1F1F1F"/>
-          <w:sz w:val="18"/>
-          <w:szCs w:val="18"/>
-        </w:rPr>
-        <w:t xml:space="preserve"> </w:t>
-      </w:r>
-    </w:p>
-    <w:p>
-      <w:pPr>
-        <w:pStyle w:val="NormalWeb"/>
-        <w:spacing w:after="0" w:afterAutospacing="0"/>
-        <w:jc w:val="center"/>
+    </w:p>
+    <w:p>
+      <w:pPr>
+        <w:jc w:val="both"/>
+        <w:rPr>
+          <w:sz w:val="18"/>
+          <w:szCs w:val="18"/>
+        </w:rPr>
+      </w:pPr>
+    </w:p>
+    <w:p>
+      <w:pPr>
         <w:rPr>
           <w:i/>
           <w:iCs/>
-          <w:color w:val="1F1F1F"/>
           <w:sz w:val="18"/>
           <w:szCs w:val="18"/>
         </w:rPr>
@@ -1465,472 +2730,148 @@
         <w:rPr>
           <w:i/>
           <w:iCs/>
-          <w:color w:val="1F1F1F"/>
-          <w:sz w:val="18"/>
-          <w:szCs w:val="18"/>
-        </w:rPr>
-        <w:t>Fig. no: 1.1 - Planar slicing with support structure by Prusa Slicer</w:t>
-      </w:r>
+          <w:sz w:val="18"/>
+          <w:szCs w:val="18"/>
+        </w:rPr>
+        <w:t xml:space="preserve">                       </w:t>
+      </w:r>
+      <w:r>
+        <w:rPr>
+          <w:i/>
+          <w:iCs/>
+          <w:sz w:val="18"/>
+          <w:szCs w:val="18"/>
+        </w:rPr>
+        <w:t>Fig.</w:t>
+      </w:r>
+      <w:r>
+        <w:rPr>
+          <w:i/>
+          <w:iCs/>
+          <w:sz w:val="18"/>
+          <w:szCs w:val="18"/>
+        </w:rPr>
+        <w:t xml:space="preserve"> </w:t>
+      </w:r>
+      <w:r>
+        <w:rPr>
+          <w:i/>
+          <w:iCs/>
+          <w:sz w:val="18"/>
+          <w:szCs w:val="18"/>
+        </w:rPr>
+        <w:t xml:space="preserve">2.1 – </w:t>
+      </w:r>
+      <w:r>
+        <w:rPr>
+          <w:i/>
+          <w:iCs/>
+          <w:sz w:val="18"/>
+          <w:szCs w:val="18"/>
+        </w:rPr>
+        <w:t xml:space="preserve">Illustration </w:t>
+      </w:r>
+      <w:proofErr w:type="gramStart"/>
+      <w:r>
+        <w:rPr>
+          <w:i/>
+          <w:iCs/>
+          <w:sz w:val="18"/>
+          <w:szCs w:val="18"/>
+        </w:rPr>
+        <w:t>o</w:t>
+      </w:r>
+      <w:r>
+        <w:rPr>
+          <w:i/>
+          <w:iCs/>
+          <w:sz w:val="18"/>
+          <w:szCs w:val="18"/>
+        </w:rPr>
+        <w:t xml:space="preserve">f </w:t>
+      </w:r>
+      <w:r>
+        <w:rPr>
+          <w:i/>
+          <w:iCs/>
+          <w:sz w:val="18"/>
+          <w:szCs w:val="18"/>
+        </w:rPr>
+        <w:t xml:space="preserve"> workflow</w:t>
+      </w:r>
+      <w:proofErr w:type="gramEnd"/>
+    </w:p>
+    <w:p>
+      <w:pPr>
+        <w:rPr>
+          <w:i/>
+          <w:iCs/>
+          <w:sz w:val="18"/>
+          <w:szCs w:val="18"/>
+        </w:rPr>
+      </w:pPr>
+    </w:p>
+    <w:p>
+      <w:pPr>
+        <w:rPr>
+          <w:i/>
+          <w:iCs/>
+          <w:sz w:val="18"/>
+          <w:szCs w:val="18"/>
+        </w:rPr>
+      </w:pPr>
+    </w:p>
+    <w:p>
+      <w:pPr>
+        <w:rPr>
+          <w:i/>
+          <w:iCs/>
+          <w:sz w:val="18"/>
+          <w:szCs w:val="18"/>
+        </w:rPr>
+      </w:pPr>
     </w:p>
     <w:p>
       <w:pPr>
         <w:pStyle w:val="NormalWeb"/>
-        <w:spacing w:after="0" w:afterAutospacing="0"/>
+        <w:jc w:val="both"/>
+        <w:rPr>
+          <w:sz w:val="18"/>
+          <w:szCs w:val="18"/>
+        </w:rPr>
+      </w:pPr>
+      <w:r>
+        <w:rPr>
+          <w:b/>
+          <w:bCs/>
+          <w:sz w:val="18"/>
+          <w:szCs w:val="18"/>
+        </w:rPr>
+        <w:t>2.2 Freeform Additive Buildup Toolpath Generation</w:t>
+      </w:r>
+    </w:p>
+    <w:p>
+      <w:pPr>
+        <w:pStyle w:val="NormalWeb"/>
         <w:ind w:firstLine="720"/>
         <w:jc w:val="both"/>
         <w:rPr>
-          <w:rStyle w:val="citation-88"/>
-          <w:color w:val="1F1F1F"/>
-          <w:sz w:val="18"/>
-          <w:szCs w:val="18"/>
-          <w:bdr w:val="none" w:sz="0" w:space="0" w:color="auto" w:frame="1"/>
-        </w:rPr>
-      </w:pPr>
-    </w:p>
-    <w:p>
-      <w:pPr>
-        <w:ind w:firstLine="720"/>
-        <w:jc w:val="both"/>
+          <w:sz w:val="18"/>
+          <w:szCs w:val="18"/>
+        </w:rPr>
+      </w:pPr>
+      <w:r>
         <w:rPr>
           <w:noProof/>
-          <w:color w:val="1F1F1F"/>
-          <w:sz w:val="18"/>
-          <w:szCs w:val="18"/>
-          <w:lang w:val="en-IN" w:eastAsia="en-IN"/>
-        </w:rPr>
-      </w:pPr>
-      <w:r>
-        <w:rPr>
-          <w:rStyle w:val="citation-88"/>
-          <w:color w:val="1F1F1F"/>
-          <w:sz w:val="18"/>
-          <w:szCs w:val="18"/>
-          <w:bdr w:val="none" w:sz="0" w:space="0" w:color="auto" w:frame="1"/>
-        </w:rPr>
-        <w:t>Non-planar 3D printing addresses these limitations by allowing the toolpath to follow the part's true curved geometry in three-dimensional space</w:t>
-      </w:r>
-      <w:r>
-        <w:rPr>
-          <w:color w:val="1F1F1F"/>
-          <w:sz w:val="18"/>
-          <w:szCs w:val="18"/>
-          <w:bdr w:val="none" w:sz="0" w:space="0" w:color="auto" w:frame="1"/>
-        </w:rPr>
-        <w:t xml:space="preserve">. </w:t>
-      </w:r>
-      <w:r>
-        <w:rPr>
-          <w:rStyle w:val="citation-87"/>
-          <w:color w:val="1F1F1F"/>
-          <w:sz w:val="18"/>
-          <w:szCs w:val="18"/>
-          <w:bdr w:val="none" w:sz="0" w:space="0" w:color="auto" w:frame="1"/>
-        </w:rPr>
-        <w:t>This advanced deposition method can improve surface quality, reduce staircase</w:t>
-      </w:r>
-      <w:r>
-        <w:rPr>
-          <w:rStyle w:val="citation-87"/>
-          <w:color w:val="1F1F1F"/>
-          <w:sz w:val="18"/>
-          <w:szCs w:val="18"/>
-          <w:bdr w:val="none" w:sz="0" w:space="0" w:color="auto" w:frame="1"/>
-        </w:rPr>
-        <w:t xml:space="preserve"> </w:t>
-      </w:r>
-      <w:r>
-        <w:rPr>
-          <w:rStyle w:val="citation-87"/>
-          <w:color w:val="1F1F1F"/>
-          <w:sz w:val="18"/>
-          <w:szCs w:val="18"/>
-          <w:bdr w:val="none" w:sz="0" w:space="0" w:color="auto" w:frame="1"/>
-        </w:rPr>
-        <w:t>artifacts, and align deposited material with stress directions to potentially enhance overall mechanical properties</w:t>
-      </w:r>
-      <w:r>
-        <w:rPr>
-          <w:color w:val="1F1F1F"/>
-          <w:sz w:val="18"/>
-          <w:szCs w:val="18"/>
-          <w:bdr w:val="none" w:sz="0" w:space="0" w:color="auto" w:frame="1"/>
-        </w:rPr>
-        <w:t xml:space="preserve"> </w:t>
-      </w:r>
-      <w:r>
-        <w:rPr>
-          <w:color w:val="1F1F1F"/>
-          <w:sz w:val="18"/>
-          <w:szCs w:val="18"/>
-          <w:bdr w:val="none" w:sz="0" w:space="0" w:color="auto" w:frame="1"/>
-        </w:rPr>
-        <w:t>[7]</w:t>
-      </w:r>
-      <w:r>
-        <w:rPr>
-          <w:color w:val="1F1F1F"/>
-          <w:sz w:val="18"/>
-          <w:szCs w:val="18"/>
-          <w:bdr w:val="none" w:sz="0" w:space="0" w:color="auto" w:frame="1"/>
-        </w:rPr>
-        <w:t>.</w:t>
-      </w:r>
-      <w:r>
-        <w:rPr>
-          <w:color w:val="1F1F1F"/>
-          <w:sz w:val="18"/>
-          <w:szCs w:val="18"/>
-          <w:bdr w:val="none" w:sz="0" w:space="0" w:color="auto" w:frame="1"/>
-        </w:rPr>
-        <w:t xml:space="preserve"> </w:t>
-      </w:r>
-      <w:r>
-        <w:rPr>
-          <w:sz w:val="18"/>
-          <w:szCs w:val="18"/>
-        </w:rPr>
-        <w:t xml:space="preserve">However, most standard desktop slicers, such as </w:t>
-      </w:r>
-      <w:r>
-        <w:rPr>
-          <w:sz w:val="18"/>
-          <w:szCs w:val="18"/>
-        </w:rPr>
-        <w:t>Ultima</w:t>
-      </w:r>
-      <w:r>
-        <w:rPr>
-          <w:sz w:val="18"/>
-          <w:szCs w:val="18"/>
-        </w:rPr>
-        <w:t>ker</w:t>
-      </w:r>
-      <w:r>
-        <w:rPr>
-          <w:sz w:val="18"/>
-          <w:szCs w:val="18"/>
-        </w:rPr>
-        <w:t xml:space="preserve"> Cura and </w:t>
-      </w:r>
-      <w:r>
-        <w:rPr>
-          <w:sz w:val="18"/>
-          <w:szCs w:val="18"/>
-        </w:rPr>
-        <w:t>Prusa Slicer</w:t>
-      </w:r>
-      <w:r>
-        <w:rPr>
-          <w:sz w:val="18"/>
-          <w:szCs w:val="18"/>
-        </w:rPr>
-        <w:t xml:space="preserve">, do not support general non-planar toolpaths [10]. </w:t>
-      </w:r>
-      <w:r>
-        <w:rPr>
-          <w:bCs/>
-          <w:sz w:val="18"/>
-          <w:szCs w:val="18"/>
-        </w:rPr>
-        <w:t>The literature highlights several severe technical constraints preventing this integration, primarily the lack of robust collision avoidance algorithms in open-source slicers. Furthermore,</w:t>
-      </w:r>
-      <w:r>
-        <w:rPr>
-          <w:bCs/>
-          <w:sz w:val="18"/>
-          <w:szCs w:val="18"/>
-        </w:rPr>
-        <w:t xml:space="preserve"> physical hardware restrictions </w:t>
-      </w:r>
-      <w:r>
-        <w:rPr>
-          <w:bCs/>
-          <w:sz w:val="18"/>
-          <w:szCs w:val="18"/>
-        </w:rPr>
-        <w:t>such as bulky print head geometries a</w:t>
-      </w:r>
-      <w:r>
-        <w:rPr>
-          <w:bCs/>
-          <w:sz w:val="18"/>
-          <w:szCs w:val="18"/>
-        </w:rPr>
-        <w:t xml:space="preserve">nd protruding cooling fan ducts </w:t>
-      </w:r>
-      <w:r>
-        <w:rPr>
-          <w:bCs/>
-          <w:sz w:val="18"/>
-          <w:szCs w:val="18"/>
-        </w:rPr>
-        <w:t>severely limit the nozzle's Z-axis mobility, increasing the risk of mechanical collisions during non-planar deposition</w:t>
-      </w:r>
-      <w:r>
-        <w:rPr>
-          <w:bCs/>
-          <w:sz w:val="18"/>
-          <w:szCs w:val="18"/>
-        </w:rPr>
-        <w:t xml:space="preserve"> [</w:t>
-      </w:r>
-      <w:r>
-        <w:rPr>
-          <w:bCs/>
-          <w:sz w:val="18"/>
-          <w:szCs w:val="18"/>
-        </w:rPr>
-        <w:t>12].</w:t>
-      </w:r>
-      <w:r>
-        <w:rPr>
-          <w:bCs/>
-          <w:sz w:val="18"/>
-          <w:szCs w:val="18"/>
-        </w:rPr>
-        <w:t xml:space="preserve"> The non-planar slicing used in this project is depicted as below </w:t>
-      </w:r>
-      <w:r>
-        <w:rPr>
-          <w:bCs/>
-          <w:i/>
-          <w:iCs/>
-          <w:sz w:val="18"/>
-          <w:szCs w:val="18"/>
-        </w:rPr>
-        <w:t>(</w:t>
-      </w:r>
-      <w:r>
-        <w:rPr>
-          <w:i/>
-          <w:iCs/>
-          <w:color w:val="1F1F1F"/>
-          <w:sz w:val="18"/>
-          <w:szCs w:val="18"/>
-        </w:rPr>
-        <w:t>Fig. no: 1.2 – Front view of non-planar slicing</w:t>
-      </w:r>
-      <w:r>
-        <w:rPr>
-          <w:bCs/>
-          <w:sz w:val="18"/>
-          <w:szCs w:val="18"/>
-        </w:rPr>
-        <w:t>)</w:t>
-      </w:r>
-      <w:r>
-        <w:rPr>
-          <w:bCs/>
-          <w:sz w:val="18"/>
-          <w:szCs w:val="18"/>
-        </w:rPr>
-        <w:t>.</w:t>
-      </w:r>
-      <w:r>
-        <w:rPr>
-          <w:noProof/>
-          <w:color w:val="1F1F1F"/>
-          <w:sz w:val="18"/>
-          <w:szCs w:val="18"/>
-          <w:lang w:val="en-IN" w:eastAsia="en-IN"/>
-        </w:rPr>
-        <w:t xml:space="preserve"> </w:t>
-      </w:r>
-    </w:p>
-    <w:p>
-      <w:pPr>
-        <w:ind w:firstLine="720"/>
-        <w:jc w:val="both"/>
-        <w:rPr>
-          <w:noProof/>
-          <w:color w:val="1F1F1F"/>
-          <w:sz w:val="18"/>
-          <w:szCs w:val="18"/>
-          <w:lang w:val="en-IN" w:eastAsia="en-IN"/>
-        </w:rPr>
-      </w:pPr>
-    </w:p>
-    <w:p>
-      <w:pPr>
-        <w:ind w:firstLine="720"/>
-        <w:jc w:val="both"/>
-        <w:rPr>
-          <w:i/>
-          <w:iCs/>
-          <w:color w:val="1F1F1F"/>
-          <w:sz w:val="18"/>
-          <w:szCs w:val="18"/>
-        </w:rPr>
-      </w:pPr>
-      <w:r>
-        <w:rPr>
-          <w:i/>
-          <w:iCs/>
-          <w:color w:val="1F1F1F"/>
-          <w:sz w:val="18"/>
-          <w:szCs w:val="18"/>
-        </w:rPr>
-        <w:t>Fig. no: 1.2 – Front view of Non planar slicing</w:t>
-      </w:r>
-    </w:p>
-    <w:p>
-      <w:pPr>
-        <w:pStyle w:val="NormalWeb"/>
-        <w:spacing w:after="0" w:afterAutospacing="0"/>
-        <w:ind w:firstLine="720"/>
-        <w:jc w:val="both"/>
-        <w:rPr>
-          <w:color w:val="1F1F1F"/>
-          <w:sz w:val="18"/>
-          <w:szCs w:val="18"/>
-        </w:rPr>
-      </w:pPr>
-      <w:r>
-        <w:rPr>
-          <w:sz w:val="18"/>
-          <w:szCs w:val="18"/>
-        </w:rPr>
-        <w:t xml:space="preserve"> </w:t>
-      </w:r>
-      <w:r>
-        <w:rPr>
-          <w:sz w:val="18"/>
-          <w:szCs w:val="18"/>
-        </w:rPr>
-        <w:t>While industrial Computer-Aided Manufacturing (CAM) systems like Siemens NX</w:t>
-      </w:r>
-      <w:r>
-        <w:rPr>
-          <w:sz w:val="18"/>
-          <w:szCs w:val="18"/>
-        </w:rPr>
-        <w:t xml:space="preserve"> </w:t>
-      </w:r>
-      <w:r>
-        <w:rPr>
-          <w:rStyle w:val="citation-85"/>
-          <w:color w:val="1F1F1F"/>
-          <w:sz w:val="18"/>
-          <w:szCs w:val="18"/>
-          <w:bdr w:val="none" w:sz="0" w:space="0" w:color="auto" w:frame="1"/>
-        </w:rPr>
-        <w:t>feature advanced Additive Manufacturing modules capable of generating non-planar, collision-aware toolpaths, their output is not directly targeted at standard desktop FDM</w:t>
-      </w:r>
-      <w:r>
-        <w:rPr>
-          <w:rStyle w:val="citation-85"/>
-          <w:color w:val="1F1F1F"/>
-          <w:sz w:val="18"/>
-          <w:szCs w:val="18"/>
-          <w:bdr w:val="none" w:sz="0" w:space="0" w:color="auto" w:frame="1"/>
-        </w:rPr>
-        <w:t xml:space="preserve">  </w:t>
-      </w:r>
-      <w:r>
-        <w:rPr>
-          <w:rStyle w:val="citation-85"/>
-          <w:color w:val="1F1F1F"/>
-          <w:sz w:val="18"/>
-          <w:szCs w:val="18"/>
-          <w:bdr w:val="none" w:sz="0" w:space="0" w:color="auto" w:frame="1"/>
-        </w:rPr>
-        <w:t>printers</w:t>
-      </w:r>
-      <w:r>
-        <w:rPr>
-          <w:sz w:val="18"/>
-          <w:szCs w:val="18"/>
-        </w:rPr>
-        <w:t xml:space="preserve"> While</w:t>
-      </w:r>
-      <w:r>
-        <w:rPr>
-          <w:sz w:val="18"/>
-          <w:szCs w:val="18"/>
-        </w:rPr>
-        <w:t xml:space="preserve"> some experimental open-source </w:t>
-      </w:r>
-      <w:r>
-        <w:rPr>
-          <w:sz w:val="18"/>
-          <w:szCs w:val="18"/>
-        </w:rPr>
-        <w:t xml:space="preserve"> </w:t>
-      </w:r>
-      <w:r>
-        <w:rPr>
-          <w:sz w:val="18"/>
-          <w:szCs w:val="18"/>
-        </w:rPr>
-        <w:t xml:space="preserve">slicers offer non-planar capabilities, the novelty of this research lies in successfully leveraging the robust, collision-aware path planning of an established industrial </w:t>
-      </w:r>
-      <w:r>
-        <w:rPr>
-          <w:sz w:val="18"/>
-          <w:szCs w:val="18"/>
-        </w:rPr>
-        <w:lastRenderedPageBreak/>
-        <w:t>CAM system and</w:t>
-      </w:r>
-      <w:r>
-        <w:rPr>
-          <w:sz w:val="18"/>
-          <w:szCs w:val="18"/>
-        </w:rPr>
-        <w:t xml:space="preserve"> </w:t>
-      </w:r>
-      <w:r>
-        <w:rPr>
-          <w:sz w:val="18"/>
-          <w:szCs w:val="18"/>
-        </w:rPr>
-        <w:t>translating it for use on standard, unmodified FDM hardware</w:t>
-      </w:r>
-      <w:r>
-        <w:rPr>
-          <w:color w:val="1F1F1F"/>
-          <w:sz w:val="18"/>
-          <w:szCs w:val="18"/>
-          <w:bdr w:val="none" w:sz="0" w:space="0" w:color="auto" w:frame="1"/>
-        </w:rPr>
-        <w:t xml:space="preserve"> </w:t>
-      </w:r>
-      <w:r>
-        <w:rPr>
-          <w:color w:val="1F1F1F"/>
-          <w:sz w:val="18"/>
-          <w:szCs w:val="18"/>
-        </w:rPr>
-        <w:t>[1], [13]</w:t>
-      </w:r>
-      <w:r>
-        <w:rPr>
-          <w:color w:val="1F1F1F"/>
-          <w:sz w:val="18"/>
-          <w:szCs w:val="18"/>
-        </w:rPr>
-        <w:t>.</w:t>
-      </w:r>
-    </w:p>
-    <w:p>
-      <w:pPr>
-        <w:pStyle w:val="NormalWeb"/>
-        <w:spacing w:after="0" w:afterAutospacing="0"/>
-        <w:ind w:firstLine="720"/>
-        <w:jc w:val="both"/>
-      </w:pPr>
-      <w:r>
-        <w:rPr>
-          <w:noProof/>
         </w:rPr>
         <w:drawing>
-          <wp:anchor distT="0" distB="0" distL="114300" distR="114300" simplePos="0" relativeHeight="251669504" behindDoc="0" locked="0" layoutInCell="1" allowOverlap="1" wp14:anchorId="66E8932B" wp14:editId="5A7DD9D8">
+          <wp:anchor distT="0" distB="0" distL="114300" distR="114300" simplePos="0" relativeHeight="251669504" behindDoc="0" locked="0" layoutInCell="1" allowOverlap="1" wp14:anchorId="66E8932B" wp14:editId="5ED4EB16">
             <wp:simplePos x="0" y="0"/>
             <wp:positionH relativeFrom="column">
-              <wp:posOffset>3415128</wp:posOffset>
+              <wp:posOffset>-62865</wp:posOffset>
             </wp:positionH>
             <wp:positionV relativeFrom="paragraph">
-              <wp:posOffset>1128248</wp:posOffset>
+              <wp:posOffset>996315</wp:posOffset>
             </wp:positionV>
             <wp:extent cx="3142857" cy="1714286"/>
             <wp:effectExtent l="0" t="0" r="635" b="635"/>
@@ -1947,7 +2888,7 @@
                     <pic:cNvPicPr/>
                   </pic:nvPicPr>
                   <pic:blipFill>
-                    <a:blip r:embed="rId13">
+                    <a:blip r:embed="rId14">
                       <a:extLst>
                         <a:ext uri="{28A0092B-C50C-407E-A947-70E740481C1C}">
                           <a14:useLocalDpi xmlns:a14="http://schemas.microsoft.com/office/drawing/2010/main" val="0"/>
@@ -1975,772 +2916,150 @@
       </w:r>
       <w:r>
         <w:rPr>
-          <w:rStyle w:val="citation-84"/>
-          <w:color w:val="1F1F1F"/>
-          <w:sz w:val="18"/>
-          <w:szCs w:val="18"/>
-          <w:bdr w:val="none" w:sz="0" w:space="0" w:color="auto" w:frame="1"/>
-        </w:rPr>
-        <w:t>Consequently, a significant research gap exists, as there is currently no standard workflow to take non-planar tool</w:t>
-      </w:r>
-      <w:r>
-        <w:rPr>
-          <w:rStyle w:val="citation-84"/>
-          <w:color w:val="1F1F1F"/>
-          <w:sz w:val="18"/>
-          <w:szCs w:val="18"/>
-          <w:bdr w:val="none" w:sz="0" w:space="0" w:color="auto" w:frame="1"/>
-        </w:rPr>
-        <w:t>-</w:t>
-      </w:r>
-      <w:r>
-        <w:rPr>
-          <w:rStyle w:val="citation-84"/>
-          <w:color w:val="1F1F1F"/>
-          <w:sz w:val="18"/>
-          <w:szCs w:val="18"/>
-          <w:bdr w:val="none" w:sz="0" w:space="0" w:color="auto" w:frame="1"/>
-        </w:rPr>
-        <w:t>paths generated in Siemens NX and execute them directly on a desktop FDM printer like the Prusa MK4</w:t>
-      </w:r>
-      <w:r>
-        <w:rPr>
-          <w:color w:val="1F1F1F"/>
-          <w:sz w:val="18"/>
-          <w:szCs w:val="18"/>
-          <w:bdr w:val="none" w:sz="0" w:space="0" w:color="auto" w:frame="1"/>
+          <w:sz w:val="18"/>
+          <w:szCs w:val="18"/>
+        </w:rPr>
+        <w:t>A Freeform Additive Buildup operation within the NX Additive Manufacturing module was utilized to generate the non-planar motion</w:t>
+      </w:r>
+      <w:r>
+        <w:rPr>
+          <w:sz w:val="18"/>
+          <w:szCs w:val="18"/>
+        </w:rPr>
+        <w:t xml:space="preserve"> shown in </w:t>
+      </w:r>
+      <w:r>
+        <w:rPr>
+          <w:i/>
+          <w:iCs/>
+          <w:sz w:val="18"/>
+          <w:szCs w:val="18"/>
+        </w:rPr>
+        <w:t>Fig.</w:t>
+      </w:r>
+      <w:r>
+        <w:rPr>
+          <w:i/>
+          <w:iCs/>
+          <w:sz w:val="18"/>
+          <w:szCs w:val="18"/>
         </w:rPr>
         <w:t xml:space="preserve"> </w:t>
       </w:r>
       <w:r>
         <w:rPr>
-          <w:color w:val="1F1F1F"/>
-          <w:sz w:val="18"/>
-          <w:szCs w:val="18"/>
-          <w:bdr w:val="none" w:sz="0" w:space="0" w:color="auto" w:frame="1"/>
-        </w:rPr>
-        <w:t>[1]</w:t>
-      </w:r>
-      <w:r>
-        <w:rPr>
-          <w:color w:val="1F1F1F"/>
-          <w:sz w:val="18"/>
-          <w:szCs w:val="18"/>
-          <w:bdr w:val="none" w:sz="0" w:space="0" w:color="auto" w:frame="1"/>
-        </w:rPr>
-        <w:t>.</w:t>
-      </w:r>
-      <w:r>
-        <w:rPr>
-          <w:color w:val="1F1F1F"/>
-          <w:sz w:val="18"/>
-          <w:szCs w:val="18"/>
-          <w:bdr w:val="none" w:sz="0" w:space="0" w:color="auto" w:frame="1"/>
-        </w:rPr>
-        <w:t xml:space="preserve"> </w:t>
-      </w:r>
-      <w:r>
-        <w:rPr>
-          <w:rStyle w:val="citation-83"/>
-          <w:color w:val="1F1F1F"/>
-          <w:sz w:val="18"/>
-          <w:szCs w:val="18"/>
-          <w:bdr w:val="none" w:sz="0" w:space="0" w:color="auto" w:frame="1"/>
-        </w:rPr>
-        <w:t>NX postprocessors are primarily designed for subtractive milling, meaning they output numerical control (NC) codes for tool changes, spindle control, and coolant, which are incompatible with 3D printer firmware</w:t>
-      </w:r>
-      <w:r>
-        <w:rPr>
-          <w:color w:val="1F1F1F"/>
-          <w:sz w:val="18"/>
-          <w:szCs w:val="18"/>
-          <w:bdr w:val="none" w:sz="0" w:space="0" w:color="auto" w:frame="1"/>
-        </w:rPr>
-        <w:t xml:space="preserve"> </w:t>
-      </w:r>
-      <w:r>
-        <w:rPr>
-          <w:color w:val="1F1F1F"/>
-          <w:sz w:val="18"/>
-          <w:szCs w:val="18"/>
-          <w:bdr w:val="none" w:sz="0" w:space="0" w:color="auto" w:frame="1"/>
-        </w:rPr>
-        <w:t>[13]</w:t>
-      </w:r>
-      <w:r>
-        <w:rPr>
-          <w:color w:val="1F1F1F"/>
-          <w:sz w:val="18"/>
-          <w:szCs w:val="18"/>
-          <w:bdr w:val="none" w:sz="0" w:space="0" w:color="auto" w:frame="1"/>
-        </w:rPr>
-        <w:t>.</w:t>
-      </w:r>
-      <w:r>
-        <w:rPr>
-          <w:color w:val="1F1F1F"/>
-          <w:sz w:val="18"/>
-          <w:szCs w:val="18"/>
-          <w:bdr w:val="none" w:sz="0" w:space="0" w:color="auto" w:frame="1"/>
-        </w:rPr>
-        <w:t xml:space="preserve"> </w:t>
-      </w:r>
-      <w:r>
-        <w:rPr>
-          <w:sz w:val="18"/>
-          <w:szCs w:val="18"/>
-        </w:rPr>
-        <w:t xml:space="preserve">Furthermore, </w:t>
-      </w:r>
-      <w:r>
-        <w:rPr>
-          <w:bCs/>
-          <w:sz w:val="18"/>
-          <w:szCs w:val="18"/>
-        </w:rPr>
-        <w:t>as noted in recent studies, fundamental technical constraints complicate the translation of industrial CAM output for FDM [10</w:t>
-      </w:r>
-      <w:r>
-        <w:rPr>
-          <w:bCs/>
-          <w:sz w:val="18"/>
-          <w:szCs w:val="18"/>
-        </w:rPr>
-        <w:t>]</w:t>
-      </w:r>
-      <w:r>
-        <w:rPr>
-          <w:bCs/>
-          <w:sz w:val="18"/>
-          <w:szCs w:val="18"/>
-        </w:rPr>
-        <w:t>.</w:t>
-      </w:r>
-      <w:r>
-        <w:rPr>
-          <w:bCs/>
-          <w:sz w:val="18"/>
-          <w:szCs w:val="18"/>
-        </w:rPr>
-        <w:t xml:space="preserve"> Because subtractive CAM environments are intrinsically designed to calculate tool feed</w:t>
-      </w:r>
-      <w:r>
-        <w:rPr>
-          <w:bCs/>
-          <w:sz w:val="18"/>
-          <w:szCs w:val="18"/>
-        </w:rPr>
-        <w:t>-</w:t>
-      </w:r>
-      <w:r>
-        <w:rPr>
-          <w:bCs/>
-          <w:sz w:val="18"/>
-          <w:szCs w:val="18"/>
-        </w:rPr>
-        <w:t xml:space="preserve"> rates rather than volumetric material flow, they lack native mechanisms to calculate precise filament extrusion [12]. Thus,</w:t>
-      </w:r>
-      <w:r>
-        <w:rPr>
-          <w:sz w:val="18"/>
-          <w:szCs w:val="18"/>
-        </w:rPr>
-        <w:t xml:space="preserve"> practical challenges remain in correctly interpreting machine coordinate systems, handling travel mo</w:t>
-      </w:r>
-      <w:r>
-        <w:rPr>
-          <w:sz w:val="18"/>
-          <w:szCs w:val="18"/>
-        </w:rPr>
-        <w:t xml:space="preserve">ves, and accurately calculating </w:t>
-      </w:r>
-      <w:r>
-        <w:rPr>
-          <w:sz w:val="18"/>
-          <w:szCs w:val="18"/>
-        </w:rPr>
-        <w:t>material extrusion values when relying on industrial CAM output</w:t>
-      </w:r>
-      <w:r>
-        <w:t>.</w:t>
-      </w:r>
-    </w:p>
-    <w:p>
-      <w:pPr>
-        <w:jc w:val="both"/>
-        <w:rPr>
-          <w:sz w:val="18"/>
-          <w:szCs w:val="18"/>
-        </w:rPr>
-      </w:pPr>
-    </w:p>
-    <w:p>
-      <w:pPr>
+          <w:i/>
+          <w:iCs/>
+          <w:sz w:val="18"/>
+          <w:szCs w:val="18"/>
+        </w:rPr>
+        <w:t>2.2</w:t>
+      </w:r>
+      <w:r>
+        <w:rPr>
+          <w:sz w:val="18"/>
+          <w:szCs w:val="18"/>
+        </w:rPr>
+        <w:t>. To prevent "invalid rotary position" errors commonly encountered when industrial software attempts to tilt the tool for multi-axis machines, the operation was restricted to a 3-axis machine</w:t>
+      </w:r>
+      <w:r>
+        <w:rPr>
+          <w:sz w:val="18"/>
+          <w:szCs w:val="18"/>
+        </w:rPr>
+        <w:t xml:space="preserve"> configuration [13].</w:t>
+      </w:r>
+    </w:p>
+    <w:p>
+      <w:pPr>
+        <w:pStyle w:val="NormalWeb"/>
         <w:ind w:firstLine="720"/>
-        <w:jc w:val="both"/>
-        <w:rPr>
-          <w:color w:val="1F1F1F"/>
-          <w:sz w:val="18"/>
-          <w:szCs w:val="18"/>
-        </w:rPr>
-      </w:pPr>
-      <w:r>
-        <w:rPr>
-          <w:sz w:val="18"/>
-          <w:szCs w:val="18"/>
-        </w:rPr>
-        <w:t>The primary objective</w:t>
-      </w:r>
-      <w:r>
-        <w:rPr>
-          <w:sz w:val="18"/>
-          <w:szCs w:val="18"/>
-        </w:rPr>
-        <w:t xml:space="preserve"> </w:t>
-      </w:r>
-      <w:r>
-        <w:rPr>
-          <w:bCs/>
-          <w:sz w:val="18"/>
-          <w:szCs w:val="18"/>
-        </w:rPr>
-        <w:t>and the core novel contribution of this research</w:t>
-      </w:r>
-      <w:r>
-        <w:rPr>
-          <w:sz w:val="18"/>
-          <w:szCs w:val="18"/>
-        </w:rPr>
-        <w:t xml:space="preserve"> </w:t>
-      </w:r>
-      <w:r>
-        <w:rPr>
-          <w:sz w:val="18"/>
-          <w:szCs w:val="18"/>
-        </w:rPr>
-        <w:t xml:space="preserve">is to develop a practical, reproducible non-planar 3D printing workflow for the Prusa MK4 printer </w:t>
-      </w:r>
-      <w:r>
-        <w:rPr>
-          <w:bCs/>
-          <w:sz w:val="18"/>
-          <w:szCs w:val="18"/>
-        </w:rPr>
-        <w:t>that effectively links industrial CAM generation with desktop fabrication</w:t>
-      </w:r>
-      <w:r>
-        <w:rPr>
-          <w:color w:val="1F1F1F"/>
-          <w:sz w:val="18"/>
-          <w:szCs w:val="18"/>
-          <w:bdr w:val="none" w:sz="0" w:space="0" w:color="auto" w:frame="1"/>
-        </w:rPr>
-        <w:t xml:space="preserve"> </w:t>
-      </w:r>
-      <w:r>
-        <w:rPr>
-          <w:color w:val="1F1F1F"/>
-          <w:sz w:val="18"/>
-          <w:szCs w:val="18"/>
-          <w:bdr w:val="none" w:sz="0" w:space="0" w:color="auto" w:frame="1"/>
-        </w:rPr>
-        <w:t>[1]</w:t>
-      </w:r>
-      <w:r>
-        <w:rPr>
-          <w:color w:val="1F1F1F"/>
-          <w:sz w:val="18"/>
-          <w:szCs w:val="18"/>
-          <w:bdr w:val="none" w:sz="0" w:space="0" w:color="auto" w:frame="1"/>
-        </w:rPr>
-        <w:t>.</w:t>
-      </w:r>
-      <w:r>
-        <w:rPr>
-          <w:color w:val="1F1F1F"/>
-          <w:sz w:val="18"/>
-          <w:szCs w:val="18"/>
-          <w:bdr w:val="none" w:sz="0" w:space="0" w:color="auto" w:frame="1"/>
-        </w:rPr>
-        <w:t xml:space="preserve"> </w:t>
-      </w:r>
-      <w:r>
-        <w:rPr>
-          <w:rStyle w:val="citation-80"/>
-          <w:color w:val="1F1F1F"/>
-          <w:sz w:val="18"/>
-          <w:szCs w:val="18"/>
-          <w:bdr w:val="none" w:sz="0" w:space="0" w:color="auto" w:frame="1"/>
-        </w:rPr>
-        <w:t>This study utilizes the Siemens NX Freeform Additive Buildup operation to generate non-planar toolpaths and NX Post Builder to export the initial motion data</w:t>
-      </w:r>
-      <w:r>
-        <w:rPr>
-          <w:color w:val="1F1F1F"/>
-          <w:sz w:val="18"/>
-          <w:szCs w:val="18"/>
-          <w:bdr w:val="none" w:sz="0" w:space="0" w:color="auto" w:frame="1"/>
-        </w:rPr>
-        <w:t xml:space="preserve">. </w:t>
-      </w:r>
-      <w:r>
-        <w:rPr>
-          <w:sz w:val="18"/>
-          <w:szCs w:val="18"/>
-        </w:rPr>
-        <w:t xml:space="preserve">To bridge the compatibility gap, a custom Python post-processing script is developed to automatically convert the raw NX output into a </w:t>
-      </w:r>
-      <w:r>
-        <w:rPr>
-          <w:bCs/>
-          <w:sz w:val="18"/>
-          <w:szCs w:val="18"/>
-        </w:rPr>
-        <w:t>Marlin-compatible</w:t>
-      </w:r>
-      <w:r>
-        <w:rPr>
-          <w:sz w:val="18"/>
-          <w:szCs w:val="18"/>
-        </w:rPr>
-        <w:t xml:space="preserve"> G-code format </w:t>
-      </w:r>
-      <w:r>
-        <w:rPr>
-          <w:bCs/>
-          <w:sz w:val="18"/>
-          <w:szCs w:val="18"/>
-        </w:rPr>
-        <w:t>suitable for standard FDM firmware</w:t>
-      </w:r>
-      <w:r>
-        <w:rPr>
-          <w:sz w:val="18"/>
-          <w:szCs w:val="18"/>
-        </w:rPr>
-        <w:t xml:space="preserve"> </w:t>
-      </w:r>
-      <w:r>
-        <w:rPr>
-          <w:sz w:val="18"/>
-          <w:szCs w:val="18"/>
-        </w:rPr>
-        <w:t>[</w:t>
-      </w:r>
-      <w:r>
-        <w:rPr>
-          <w:sz w:val="18"/>
-          <w:szCs w:val="18"/>
-        </w:rPr>
-        <w:t>16]</w:t>
-      </w:r>
-      <w:r>
-        <w:rPr>
-          <w:sz w:val="18"/>
-          <w:szCs w:val="18"/>
-        </w:rPr>
-        <w:t>.</w:t>
-      </w:r>
-      <w:r>
-        <w:rPr>
-          <w:rStyle w:val="citation-78"/>
-          <w:color w:val="1F1F1F"/>
-          <w:sz w:val="18"/>
-          <w:szCs w:val="18"/>
-          <w:bdr w:val="none" w:sz="0" w:space="0" w:color="auto" w:frame="1"/>
-        </w:rPr>
-        <w:t xml:space="preserve"> </w:t>
-      </w:r>
-      <w:r>
-        <w:rPr>
-          <w:rStyle w:val="citation-78"/>
-          <w:color w:val="1F1F1F"/>
-          <w:sz w:val="18"/>
-          <w:szCs w:val="18"/>
-          <w:bdr w:val="none" w:sz="0" w:space="0" w:color="auto" w:frame="1"/>
-        </w:rPr>
-        <w:t>This</w:t>
-      </w:r>
-      <w:r>
-        <w:rPr>
-          <w:rStyle w:val="citation-78"/>
-          <w:color w:val="1F1F1F"/>
-          <w:sz w:val="18"/>
-          <w:szCs w:val="18"/>
-          <w:bdr w:val="none" w:sz="0" w:space="0" w:color="auto" w:frame="1"/>
-        </w:rPr>
-        <w:t xml:space="preserve"> </w:t>
-      </w:r>
-      <w:r>
-        <w:rPr>
-          <w:rStyle w:val="citation-78"/>
-          <w:color w:val="1F1F1F"/>
-          <w:sz w:val="18"/>
-          <w:szCs w:val="18"/>
-          <w:bdr w:val="none" w:sz="0" w:space="0" w:color="auto" w:frame="1"/>
-        </w:rPr>
-        <w:t>methodology</w:t>
-      </w:r>
-      <w:r>
-        <w:rPr>
-          <w:rStyle w:val="citation-78"/>
-          <w:color w:val="1F1F1F"/>
-          <w:sz w:val="18"/>
-          <w:szCs w:val="18"/>
-          <w:bdr w:val="none" w:sz="0" w:space="0" w:color="auto" w:frame="1"/>
-        </w:rPr>
-        <w:t xml:space="preserve"> </w:t>
-      </w:r>
-      <w:r>
-        <w:rPr>
-          <w:rStyle w:val="citation-78"/>
-          <w:color w:val="1F1F1F"/>
-          <w:sz w:val="18"/>
-          <w:szCs w:val="18"/>
-          <w:bdr w:val="none" w:sz="0" w:space="0" w:color="auto" w:frame="1"/>
-        </w:rPr>
-        <w:t>addresses the challenges of filtering milling-specific artifacts, accurately mapping extrusion values, handling travel motions, and aligning coordinate mismatch to enable robust non-planar printing on standard FDM hardware</w:t>
-      </w:r>
-      <w:r>
-        <w:rPr>
-          <w:color w:val="1F1F1F"/>
-          <w:sz w:val="18"/>
-          <w:szCs w:val="18"/>
-          <w:bdr w:val="none" w:sz="0" w:space="0" w:color="auto" w:frame="1"/>
-        </w:rPr>
-        <w:t xml:space="preserve"> </w:t>
-      </w:r>
-      <w:r>
-        <w:rPr>
-          <w:color w:val="1F1F1F"/>
-          <w:sz w:val="18"/>
-          <w:szCs w:val="18"/>
-        </w:rPr>
-        <w:t>[12]</w:t>
-      </w:r>
-      <w:r>
-        <w:rPr>
-          <w:color w:val="1F1F1F"/>
-          <w:sz w:val="18"/>
-          <w:szCs w:val="18"/>
-        </w:rPr>
-        <w:t>.</w:t>
-      </w:r>
-    </w:p>
-    <w:p>
-      <w:pPr>
-        <w:jc w:val="both"/>
-        <w:rPr>
-          <w:color w:val="1F1F1F"/>
-          <w:sz w:val="18"/>
-          <w:szCs w:val="18"/>
-        </w:rPr>
-      </w:pPr>
-    </w:p>
-    <w:p>
-      <w:pPr>
-        <w:jc w:val="both"/>
-        <w:rPr>
-          <w:color w:val="1F1F1F"/>
-          <w:sz w:val="18"/>
-          <w:szCs w:val="18"/>
-        </w:rPr>
-      </w:pPr>
-    </w:p>
-    <w:p>
-      <w:pPr>
-        <w:pStyle w:val="ElsHeading1"/>
-        <w:numPr>
-          <w:ilvl w:val="0"/>
-          <w:numId w:val="0"/>
-        </w:numPr>
-        <w:spacing w:before="0"/>
-        <w:rPr>
-          <w:sz w:val="18"/>
-          <w:szCs w:val="18"/>
-        </w:rPr>
-      </w:pPr>
-      <w:r>
-        <w:rPr>
-          <w:sz w:val="18"/>
-          <w:szCs w:val="18"/>
-        </w:rPr>
-        <w:t>2</w:t>
-      </w:r>
-      <w:r>
-        <w:rPr>
-          <w:sz w:val="18"/>
-          <w:szCs w:val="18"/>
-        </w:rPr>
-        <w:t xml:space="preserve">. </w:t>
-      </w:r>
-      <w:r>
-        <w:rPr>
-          <w:sz w:val="18"/>
-          <w:szCs w:val="18"/>
-        </w:rPr>
-        <w:t>Methodology</w:t>
-      </w:r>
+        <w:jc w:val="center"/>
+        <w:rPr>
+          <w:sz w:val="18"/>
+          <w:szCs w:val="18"/>
+        </w:rPr>
+      </w:pPr>
+    </w:p>
+    <w:p>
+      <w:pPr>
+        <w:pStyle w:val="NormalWeb"/>
+        <w:jc w:val="center"/>
+        <w:rPr>
+          <w:i/>
+          <w:iCs/>
+          <w:sz w:val="18"/>
+          <w:szCs w:val="18"/>
+        </w:rPr>
+      </w:pPr>
+      <w:r>
+        <w:rPr>
+          <w:i/>
+          <w:iCs/>
+          <w:sz w:val="18"/>
+          <w:szCs w:val="18"/>
+        </w:rPr>
+        <w:t xml:space="preserve">Fig. 2.2 – </w:t>
+      </w:r>
+      <w:bookmarkStart w:id="3" w:name="_Hlk236219151"/>
+      <w:r>
+        <w:rPr>
+          <w:i/>
+          <w:iCs/>
+          <w:sz w:val="18"/>
+          <w:szCs w:val="18"/>
+        </w:rPr>
+        <w:t xml:space="preserve">Illustration of </w:t>
+      </w:r>
+      <w:r>
+        <w:rPr>
+          <w:i/>
+          <w:iCs/>
+          <w:sz w:val="18"/>
+          <w:szCs w:val="18"/>
+        </w:rPr>
+        <w:t>Freeform Additive Build-up by NX Siemens</w:t>
+      </w:r>
+      <w:bookmarkEnd w:id="3"/>
     </w:p>
     <w:p>
       <w:pPr>
         <w:pStyle w:val="NormalWeb"/>
         <w:jc w:val="both"/>
         <w:rPr>
-          <w:bCs/>
-          <w:sz w:val="18"/>
-          <w:szCs w:val="18"/>
-        </w:rPr>
-      </w:pPr>
-      <w:r>
-        <w:rPr>
-          <w:sz w:val="18"/>
-          <w:szCs w:val="18"/>
-        </w:rPr>
-        <w:t xml:space="preserve">To </w:t>
-      </w:r>
-      <w:r>
-        <w:rPr>
-          <w:sz w:val="18"/>
-          <w:szCs w:val="18"/>
-        </w:rPr>
-        <w:t>o</w:t>
-      </w:r>
-      <w:r>
-        <w:rPr>
-          <w:sz w:val="18"/>
-          <w:szCs w:val="18"/>
-        </w:rPr>
-        <w:t>v</w:t>
-      </w:r>
-      <w:r>
-        <w:rPr>
-          <w:sz w:val="18"/>
-          <w:szCs w:val="18"/>
-        </w:rPr>
-        <w:t>ercome</w:t>
-      </w:r>
-      <w:r>
-        <w:rPr>
-          <w:sz w:val="18"/>
-          <w:szCs w:val="18"/>
-        </w:rPr>
-        <w:t xml:space="preserve"> the</w:t>
-      </w:r>
-      <w:r>
-        <w:rPr>
-          <w:sz w:val="18"/>
-          <w:szCs w:val="18"/>
-        </w:rPr>
-        <w:t xml:space="preserve"> challenges of utilizing an industrial Computer-Aided Manufacturing (CAM) system for desktop FDM printing, a </w:t>
-      </w:r>
-      <w:r>
-        <w:rPr>
-          <w:bCs/>
-          <w:sz w:val="18"/>
-          <w:szCs w:val="18"/>
-        </w:rPr>
-        <w:t>comprehensive</w:t>
-      </w:r>
-      <w:r>
-        <w:rPr>
-          <w:sz w:val="18"/>
-          <w:szCs w:val="18"/>
-        </w:rPr>
-        <w:t xml:space="preserve"> workflow was developed</w:t>
-      </w:r>
-      <w:r>
-        <w:t xml:space="preserve"> (</w:t>
-      </w:r>
-      <w:r>
-        <w:rPr>
-          <w:i/>
-          <w:iCs/>
-          <w:sz w:val="18"/>
-          <w:szCs w:val="18"/>
-        </w:rPr>
-        <w:t>Fig. no: 2.1 – Our workflow</w:t>
-      </w:r>
-      <w:r>
-        <w:rPr>
-          <w:bCs/>
-          <w:sz w:val="18"/>
-          <w:szCs w:val="18"/>
-        </w:rPr>
-        <w:t>)</w:t>
-      </w:r>
-      <w:r>
-        <w:rPr>
-          <w:sz w:val="18"/>
-          <w:szCs w:val="18"/>
-        </w:rPr>
-        <w:t xml:space="preserve">. The </w:t>
-      </w:r>
-      <w:r>
-        <w:rPr>
-          <w:bCs/>
-          <w:sz w:val="18"/>
-          <w:szCs w:val="18"/>
-        </w:rPr>
-        <w:t>primary software</w:t>
-      </w:r>
-      <w:r>
-        <w:rPr>
-          <w:sz w:val="18"/>
-          <w:szCs w:val="18"/>
-        </w:rPr>
-        <w:t xml:space="preserve"> process chain</w:t>
-      </w:r>
-      <w:r>
-        <w:rPr>
+          <w:color w:val="1F1F1F"/>
+          <w:sz w:val="18"/>
+          <w:szCs w:val="18"/>
+        </w:rPr>
+      </w:pPr>
+      <w:r>
+        <w:rPr>
+          <w:sz w:val="18"/>
+          <w:szCs w:val="18"/>
+        </w:rPr>
+        <w:t>The tool axis was strictly fixed in the +Z direction. By selecting the bottom faces as the Foundation Face, the slicing and path generation correctly progressed upward (+Z), creating a toolpath that s</w:t>
+      </w:r>
+      <w:r>
+        <w:rPr>
+          <w:sz w:val="18"/>
+          <w:szCs w:val="18"/>
+        </w:rPr>
+        <w:t>moo</w:t>
+      </w:r>
+      <w:r>
+        <w:rPr>
+          <w:sz w:val="18"/>
+          <w:szCs w:val="18"/>
+        </w:rPr>
+        <w:t>thly followed the curved topology of the part without triggering 5-axis rotary requirements.</w:t>
+      </w:r>
+      <w:r>
+        <w:rPr>
+          <w:color w:val="1F1F1F"/>
           <w:sz w:val="18"/>
           <w:szCs w:val="18"/>
         </w:rPr>
         <w:t xml:space="preserve"> </w:t>
-      </w:r>
-      <w:r>
-        <w:rPr>
-          <w:sz w:val="18"/>
-          <w:szCs w:val="18"/>
-        </w:rPr>
-        <w:t xml:space="preserve">consisted of </w:t>
-      </w:r>
-      <w:r>
-        <w:rPr>
-          <w:bCs/>
-          <w:sz w:val="18"/>
-          <w:szCs w:val="18"/>
-        </w:rPr>
-        <w:t>CAD model preparation, additive manufacturing setup, non-planar toolpath generation, NX Post Builder export, and Python post-processing, which was subsequently followed by physical validation and experimental printing</w:t>
-      </w:r>
-      <w:r>
-        <w:rPr>
-          <w:bCs/>
-          <w:sz w:val="18"/>
-          <w:szCs w:val="18"/>
-        </w:rPr>
-        <w:t>.</w:t>
-      </w:r>
-    </w:p>
-    <w:p>
-      <w:pPr>
-        <w:jc w:val="both"/>
-        <w:rPr>
-          <w:noProof/>
-        </w:rPr>
-      </w:pPr>
-      <w:r>
-        <w:rPr>
-          <w:sz w:val="18"/>
-          <w:szCs w:val="18"/>
-        </w:rPr>
-        <w:t>The target geometry, which included curved and overhanging features suited for non-planar deposition, was imported into Siemens NX. To ensure correct coordinate alignment for the additive operation, the part was positioned such that its bottom surface was located at Z = 0 in the absolute coordinate system. A specific Manufacturing Coordinate System</w:t>
-      </w:r>
-      <w:r>
-        <w:rPr>
-          <w:sz w:val="18"/>
-          <w:szCs w:val="18"/>
-        </w:rPr>
-        <w:t xml:space="preserve"> </w:t>
-      </w:r>
-      <w:r>
-        <w:rPr>
-          <w:sz w:val="18"/>
-          <w:szCs w:val="18"/>
-        </w:rPr>
-        <w:t>was defined on the bottom face of the part to establish a consistent origin for the subsequent toolpath generation.</w:t>
-      </w:r>
-      <w:r>
-        <w:rPr>
-          <w:noProof/>
-        </w:rPr>
-        <w:t xml:space="preserve"> </w:t>
-      </w:r>
-    </w:p>
-    <w:p>
-      <w:pPr>
-        <w:jc w:val="both"/>
-        <w:rPr>
-          <w:noProof/>
-        </w:rPr>
-      </w:pPr>
-    </w:p>
-    <w:p>
-      <w:pPr>
-        <w:jc w:val="both"/>
-        <w:rPr>
-          <w:noProof/>
-        </w:rPr>
-      </w:pPr>
-      <w:r>
-        <w:rPr>
-          <w:noProof/>
-        </w:rPr>
-        <w:drawing>
-          <wp:inline distT="0" distB="0" distL="0" distR="0" wp14:anchorId="7FE39683" wp14:editId="04ED46D4">
-            <wp:extent cx="3032975" cy="1590349"/>
-            <wp:effectExtent l="0" t="0" r="0" b="0"/>
-            <wp:docPr id="6" name="Picture 6"/>
-            <wp:cNvGraphicFramePr>
-              <a:graphicFrameLocks xmlns:a="http://schemas.openxmlformats.org/drawingml/2006/main" noChangeAspect="1"/>
-            </wp:cNvGraphicFramePr>
-            <a:graphic xmlns:a="http://schemas.openxmlformats.org/drawingml/2006/main">
-              <a:graphicData uri="http://schemas.openxmlformats.org/drawingml/2006/picture">
-                <pic:pic xmlns:pic="http://schemas.openxmlformats.org/drawingml/2006/picture">
-                  <pic:nvPicPr>
-                    <pic:cNvPr id="1" name=""/>
-                    <pic:cNvPicPr/>
-                  </pic:nvPicPr>
-                  <pic:blipFill>
-                    <a:blip r:embed="rId14"/>
-                    <a:stretch>
-                      <a:fillRect/>
-                    </a:stretch>
-                  </pic:blipFill>
-                  <pic:spPr>
-                    <a:xfrm>
-                      <a:off x="0" y="0"/>
-                      <a:ext cx="3107006" cy="1629168"/>
-                    </a:xfrm>
-                    <a:prstGeom prst="rect">
-                      <a:avLst/>
-                    </a:prstGeom>
-                  </pic:spPr>
-                </pic:pic>
-              </a:graphicData>
-            </a:graphic>
-          </wp:inline>
-        </w:drawing>
-      </w:r>
-    </w:p>
-    <w:p>
-      <w:pPr>
-        <w:jc w:val="both"/>
-        <w:rPr>
-          <w:sz w:val="18"/>
-          <w:szCs w:val="18"/>
-        </w:rPr>
-      </w:pPr>
-    </w:p>
-    <w:p>
-      <w:pPr>
-        <w:ind w:left="720" w:firstLine="720"/>
-        <w:jc w:val="both"/>
-        <w:rPr>
-          <w:i/>
-          <w:iCs/>
-          <w:sz w:val="18"/>
-          <w:szCs w:val="18"/>
-        </w:rPr>
-      </w:pPr>
-      <w:r>
-        <w:rPr>
-          <w:i/>
-          <w:iCs/>
-          <w:sz w:val="18"/>
-          <w:szCs w:val="18"/>
-        </w:rPr>
-        <w:t>Fig. no: 2.1 – Our workflow</w:t>
       </w:r>
     </w:p>
     <w:p>
@@ -2752,14 +3071,35 @@
           <w:szCs w:val="18"/>
         </w:rPr>
       </w:pPr>
-      <w:r>
+    </w:p>
+    <w:p>
+      <w:pPr>
+        <w:pStyle w:val="NormalWeb"/>
+        <w:jc w:val="both"/>
         <w:rPr>
           <w:b/>
           <w:bCs/>
           <w:sz w:val="18"/>
           <w:szCs w:val="18"/>
         </w:rPr>
-        <w:t>2.2 Freeform Additive Buildup Toolpath Generation</w:t>
+      </w:pPr>
+      <w:r>
+        <w:rPr>
+          <w:b/>
+          <w:bCs/>
+          <w:sz w:val="18"/>
+          <w:szCs w:val="18"/>
+        </w:rPr>
+        <w:t>2.3 NX Post Builder Customizatio</w:t>
+      </w:r>
+      <w:r>
+        <w:rPr>
+          <w:b/>
+          <w:bCs/>
+          <w:sz w:val="18"/>
+          <w:szCs w:val="18"/>
+        </w:rPr>
+        <w:t>n</w:t>
       </w:r>
     </w:p>
     <w:p>
@@ -2777,44 +3117,39 @@
           <w:sz w:val="18"/>
           <w:szCs w:val="18"/>
         </w:rPr>
-        <w:t>A Freeform Additive Buildup operation within the NX Additive Manufacturing module was utilized to generate the non-planar motion</w:t>
-      </w:r>
-      <w:r>
-        <w:rPr>
-          <w:sz w:val="18"/>
-          <w:szCs w:val="18"/>
-        </w:rPr>
-        <w:t xml:space="preserve"> (</w:t>
-      </w:r>
-      <w:r>
-        <w:rPr>
-          <w:i/>
-          <w:iCs/>
-          <w:sz w:val="18"/>
-          <w:szCs w:val="18"/>
-        </w:rPr>
-        <w:t>Fig. no: 2.2 – Freeform Additive Build-up by NX Siemens</w:t>
-      </w:r>
-      <w:r>
-        <w:rPr>
-          <w:sz w:val="18"/>
-          <w:szCs w:val="18"/>
-        </w:rPr>
-        <w:t>)</w:t>
-      </w:r>
-      <w:r>
-        <w:rPr>
-          <w:sz w:val="18"/>
-          <w:szCs w:val="18"/>
-        </w:rPr>
-        <w:t>. To prevent "invalid rotary position" errors commonly encountered when industrial software attempts to tilt the tool for multi-axis machines, the operation was restricted to a 3-axis machine</w:t>
-      </w:r>
-      <w:r>
-        <w:rPr>
-          <w:sz w:val="18"/>
-          <w:szCs w:val="18"/>
-        </w:rPr>
-        <w:t xml:space="preserve"> configuration [13].</w:t>
+        <w:t xml:space="preserve"> By default, NX postprocessors are designed for subtractive CNC milling and output numerical control codes—such as tool changes (T01, M06), spindle commands (M03), coolant triggers (M08), and tool length offsets (G43)—which are unrecognizable to standard 3D printer firmware. To resolve this, a custom 3-axis postprocessor (designated as </w:t>
+      </w:r>
+      <w:r>
+        <w:rPr>
+          <w:rStyle w:val="HTMLCode"/>
+          <w:rFonts w:ascii="Times New Roman" w:hAnsi="Times New Roman" w:cs="Times New Roman"/>
+          <w:sz w:val="18"/>
+          <w:szCs w:val="18"/>
+        </w:rPr>
+        <w:t>fdmtrial_3x</w:t>
+      </w:r>
+      <w:r>
+        <w:rPr>
+          <w:sz w:val="18"/>
+          <w:szCs w:val="18"/>
+        </w:rPr>
+        <w:t>) was developed using NX Post Builder. All milling-specific commands were stripped from the operation events. The linear motion outputs were simplified to pure spatial coordinates and feed rates (</w:t>
+      </w:r>
+      <w:r>
+        <w:rPr>
+          <w:rStyle w:val="HTMLCode"/>
+          <w:rFonts w:ascii="Times New Roman" w:hAnsi="Times New Roman" w:cs="Times New Roman"/>
+          <w:sz w:val="18"/>
+          <w:szCs w:val="18"/>
+        </w:rPr>
+        <w:t>G1 X Y Z F</w:t>
+      </w:r>
+      <w:r>
+        <w:rPr>
+          <w:sz w:val="18"/>
+          <w:szCs w:val="18"/>
+        </w:rPr>
+        <w:t xml:space="preserve">). </w:t>
       </w:r>
     </w:p>
     <w:p>
@@ -2827,188 +3162,6 @@
           <w:szCs w:val="18"/>
         </w:rPr>
       </w:pPr>
-    </w:p>
-    <w:p>
-      <w:pPr>
-        <w:pStyle w:val="NormalWeb"/>
-        <w:jc w:val="both"/>
-        <w:rPr>
-          <w:i/>
-          <w:iCs/>
-          <w:sz w:val="18"/>
-          <w:szCs w:val="18"/>
-        </w:rPr>
-      </w:pPr>
-      <w:r>
-        <w:rPr>
-          <w:i/>
-          <w:iCs/>
-          <w:sz w:val="18"/>
-          <w:szCs w:val="18"/>
-        </w:rPr>
-        <w:t xml:space="preserve">         </w:t>
-      </w:r>
-      <w:r>
-        <w:rPr>
-          <w:i/>
-          <w:iCs/>
-          <w:sz w:val="18"/>
-          <w:szCs w:val="18"/>
-        </w:rPr>
-        <w:t xml:space="preserve">Fig. no: 2.2 – </w:t>
-      </w:r>
-      <w:bookmarkStart w:id="3" w:name="_Hlk236219151"/>
-      <w:r>
-        <w:rPr>
-          <w:i/>
-          <w:iCs/>
-          <w:sz w:val="18"/>
-          <w:szCs w:val="18"/>
-        </w:rPr>
-        <w:t>Freeform Additive Build-up by NX Siemens</w:t>
-      </w:r>
-      <w:bookmarkEnd w:id="3"/>
-    </w:p>
-    <w:p>
-      <w:pPr>
-        <w:pStyle w:val="NormalWeb"/>
-        <w:jc w:val="both"/>
-        <w:rPr>
-          <w:color w:val="1F1F1F"/>
-          <w:sz w:val="18"/>
-          <w:szCs w:val="18"/>
-        </w:rPr>
-      </w:pPr>
-      <w:r>
-        <w:rPr>
-          <w:sz w:val="18"/>
-          <w:szCs w:val="18"/>
-        </w:rPr>
-        <w:t>The tool axis was strictly fixed in the +Z direction. By selecting the bottom faces as the Foundation Face, the slicing and path generation correctly progressed upward (+Z), creating a toolpath that s</w:t>
-      </w:r>
-      <w:r>
-        <w:rPr>
-          <w:sz w:val="18"/>
-          <w:szCs w:val="18"/>
-        </w:rPr>
-        <w:t>moo</w:t>
-      </w:r>
-      <w:r>
-        <w:rPr>
-          <w:sz w:val="18"/>
-          <w:szCs w:val="18"/>
-        </w:rPr>
-        <w:t>thly followed the curved topology of the part without triggering 5-axis rotary requirements.</w:t>
-      </w:r>
-      <w:r>
-        <w:rPr>
-          <w:color w:val="1F1F1F"/>
-          <w:sz w:val="18"/>
-          <w:szCs w:val="18"/>
-        </w:rPr>
-        <w:t xml:space="preserve"> </w:t>
-      </w:r>
-    </w:p>
-    <w:p>
-      <w:pPr>
-        <w:pStyle w:val="NormalWeb"/>
-        <w:jc w:val="both"/>
-        <w:rPr>
-          <w:sz w:val="18"/>
-          <w:szCs w:val="18"/>
-        </w:rPr>
-      </w:pPr>
-    </w:p>
-    <w:p>
-      <w:pPr>
-        <w:pStyle w:val="NormalWeb"/>
-        <w:jc w:val="both"/>
-        <w:rPr>
-          <w:b/>
-          <w:bCs/>
-          <w:sz w:val="18"/>
-          <w:szCs w:val="18"/>
-        </w:rPr>
-      </w:pPr>
-      <w:r>
-        <w:rPr>
-          <w:b/>
-          <w:bCs/>
-          <w:sz w:val="18"/>
-          <w:szCs w:val="18"/>
-        </w:rPr>
-        <w:t>2.3 NX Post Builder Customizatio</w:t>
-      </w:r>
-      <w:r>
-        <w:rPr>
-          <w:b/>
-          <w:bCs/>
-          <w:sz w:val="18"/>
-          <w:szCs w:val="18"/>
-        </w:rPr>
-        <w:t>n</w:t>
-      </w:r>
-    </w:p>
-    <w:p>
-      <w:pPr>
-        <w:pStyle w:val="NormalWeb"/>
-        <w:ind w:firstLine="720"/>
-        <w:jc w:val="both"/>
-        <w:rPr>
-          <w:sz w:val="18"/>
-          <w:szCs w:val="18"/>
-        </w:rPr>
-      </w:pPr>
-      <w:r>
-        <w:rPr>
-          <w:sz w:val="18"/>
-          <w:szCs w:val="18"/>
-        </w:rPr>
-        <w:t xml:space="preserve"> By default, NX postprocessors are designed for subtractive CNC milling and output numerical control codes—such as tool changes (T01, M06), spindle commands (M03), coolant triggers (M08), and tool length offsets (G43)—which are unrecognizable to standard 3D printer firmware. To resolve this, a custom 3-axis postprocessor (designated as </w:t>
-      </w:r>
-      <w:r>
-        <w:rPr>
-          <w:rStyle w:val="HTMLCode"/>
-          <w:rFonts w:ascii="Times New Roman" w:hAnsi="Times New Roman" w:cs="Times New Roman"/>
-          <w:sz w:val="18"/>
-          <w:szCs w:val="18"/>
-        </w:rPr>
-        <w:t>fdmtrial_3x</w:t>
-      </w:r>
-      <w:r>
-        <w:rPr>
-          <w:sz w:val="18"/>
-          <w:szCs w:val="18"/>
-        </w:rPr>
-        <w:t>) was developed using NX Post Builder. All milling-specific commands were stripped from the operation events. The linear motion outputs were simplified to pure spatial coordinates and feed rates (</w:t>
-      </w:r>
-      <w:r>
-        <w:rPr>
-          <w:rStyle w:val="HTMLCode"/>
-          <w:rFonts w:ascii="Times New Roman" w:hAnsi="Times New Roman" w:cs="Times New Roman"/>
-          <w:sz w:val="18"/>
-          <w:szCs w:val="18"/>
-        </w:rPr>
-        <w:t>G1 X Y Z F</w:t>
-      </w:r>
-      <w:r>
-        <w:rPr>
-          <w:sz w:val="18"/>
-          <w:szCs w:val="18"/>
-        </w:rPr>
-        <w:t xml:space="preserve">). </w:t>
-      </w:r>
-    </w:p>
-    <w:p>
-      <w:pPr>
-        <w:pStyle w:val="NormalWeb"/>
-        <w:ind w:firstLine="720"/>
-        <w:jc w:val="both"/>
-        <w:rPr>
-          <w:sz w:val="18"/>
-          <w:szCs w:val="18"/>
-        </w:rPr>
-      </w:pPr>
       <w:r>
         <w:rPr>
           <w:sz w:val="18"/>
@@ -3117,6 +3270,8 @@
     </w:p>
     <w:p>
       <w:pPr>
+        <w:ind w:firstLine="360"/>
+        <w:jc w:val="both"/>
         <w:rPr>
           <w:sz w:val="18"/>
           <w:szCs w:val="18"/>
@@ -3177,7 +3332,7 @@
           <w:sz w:val="18"/>
           <w:szCs w:val="18"/>
         </w:rPr>
-        <w:t xml:space="preserve">to the volume of the </w:t>
+        <w:t xml:space="preserve">to the volume of the extruded </w:t>
       </w:r>
       <w:r>
         <w:rPr>
@@ -3185,7 +3340,42 @@
           <w:szCs w:val="18"/>
         </w:rPr>
         <w:lastRenderedPageBreak/>
-        <w:t>extruded filament.</w:t>
+        <w:t>filament.</w:t>
+      </w:r>
+      <w:r>
+        <w:rPr>
+          <w:sz w:val="18"/>
+          <w:szCs w:val="18"/>
+        </w:rPr>
+        <w:t xml:space="preserve"> </w:t>
+      </w:r>
+      <w:r>
+        <w:rPr>
+          <w:sz w:val="18"/>
+          <w:szCs w:val="18"/>
+        </w:rPr>
+        <w:t xml:space="preserve">The required filament </w:t>
+      </w:r>
+      <w:r>
+        <w:rPr>
+          <w:sz w:val="18"/>
+          <w:szCs w:val="18"/>
+        </w:rPr>
+        <w:t>length for</w:t>
+      </w:r>
+      <w:r>
+        <w:rPr>
+          <w:sz w:val="18"/>
+          <w:szCs w:val="18"/>
+        </w:rPr>
+        <w:t xml:space="preserve"> a given segment</w:t>
+      </w:r>
+      <w:r>
+        <w:rPr>
+          <w:sz w:val="18"/>
+          <w:szCs w:val="18"/>
+        </w:rPr>
+        <w:t xml:space="preserve"> </w:t>
       </w:r>
       <w:r>
         <w:rPr>
@@ -3194,13 +3384,13 @@
           <w:szCs w:val="18"/>
         </w:rPr>
         <w:drawing>
-          <wp:anchor distT="0" distB="0" distL="114300" distR="114300" simplePos="0" relativeHeight="251671552" behindDoc="0" locked="0" layoutInCell="1" allowOverlap="1" wp14:anchorId="758296C5" wp14:editId="2BFA377F">
+          <wp:anchor distT="0" distB="0" distL="114300" distR="114300" simplePos="0" relativeHeight="251671552" behindDoc="0" locked="0" layoutInCell="1" allowOverlap="1" wp14:anchorId="758296C5" wp14:editId="75170600">
             <wp:simplePos x="0" y="0"/>
             <wp:positionH relativeFrom="column">
-              <wp:posOffset>246784</wp:posOffset>
+              <wp:posOffset>246380</wp:posOffset>
             </wp:positionH>
             <wp:positionV relativeFrom="paragraph">
-              <wp:posOffset>300067</wp:posOffset>
+              <wp:posOffset>560070</wp:posOffset>
             </wp:positionV>
             <wp:extent cx="2373630" cy="838200"/>
             <wp:effectExtent l="0" t="0" r="7620" b="0"/>
@@ -3248,41 +3438,6 @@
           <w:sz w:val="18"/>
           <w:szCs w:val="18"/>
         </w:rPr>
-        <w:t xml:space="preserve"> </w:t>
-      </w:r>
-      <w:r>
-        <w:rPr>
-          <w:sz w:val="18"/>
-          <w:szCs w:val="18"/>
-        </w:rPr>
-        <w:t xml:space="preserve">The required filament </w:t>
-      </w:r>
-      <w:r>
-        <w:rPr>
-          <w:sz w:val="18"/>
-          <w:szCs w:val="18"/>
-        </w:rPr>
-        <w:t>length for</w:t>
-      </w:r>
-      <w:r>
-        <w:rPr>
-          <w:sz w:val="18"/>
-          <w:szCs w:val="18"/>
-        </w:rPr>
-        <w:t xml:space="preserve"> a given segment</w:t>
-      </w:r>
-      <w:r>
-        <w:rPr>
-          <w:sz w:val="18"/>
-          <w:szCs w:val="18"/>
-        </w:rPr>
-        <w:t xml:space="preserve"> </w:t>
-      </w:r>
-      <w:r>
-        <w:rPr>
-          <w:sz w:val="18"/>
-          <w:szCs w:val="18"/>
-        </w:rPr>
         <w:t>a</w:t>
       </w:r>
       <w:r>
@@ -3717,14 +3872,14 @@
           <w:sz w:val="18"/>
           <w:szCs w:val="18"/>
         </w:rPr>
-        <w:t xml:space="preserve">) handling within the generated G-code. Because Siemens NX does not natively track filament usage, the custom Python script was required to mathematically accumulate the E-values. However, discrepancies in the initial startup sequence and missing priming commands meant the nozzle was not sufficiently </w:t>
-      </w:r>
-      <w:r>
-        <w:rPr>
-          <w:sz w:val="18"/>
-          <w:szCs w:val="18"/>
-        </w:rPr>
-        <w:t>pressurized before the non-planar operation commenced. Consequently, the Python script had to be refined to inject proper Marlin-style priming sequences and strictly maintain a monotonically increasing extrusion value corresponding to the 3D spatial distance of each segment.</w:t>
+        <w:t xml:space="preserve">) handling within the generated G-code. Because Siemens NX does not natively track filament usage, the custom Python script was required to mathematically accumulate the E-values. However, discrepancies in the initial startup sequence and </w:t>
+      </w:r>
+      <w:r>
+        <w:rPr>
+          <w:sz w:val="18"/>
+          <w:szCs w:val="18"/>
+        </w:rPr>
+        <w:t>missing priming commands meant the nozzle was not sufficiently pressurized before the non-planar operation commenced. Consequently, the Python script had to be refined to inject proper Marlin-style priming sequences and strictly maintain a monotonically increasing extrusion value corresponding to the 3D spatial distance of each segment.</w:t>
       </w:r>
     </w:p>
     <w:p>
@@ -3784,7 +3939,14 @@
           <w:sz w:val="18"/>
           <w:szCs w:val="18"/>
         </w:rPr>
-        <w:t xml:space="preserve"> as shown below (</w:t>
+        <w:t xml:space="preserve"> as shown </w:t>
+      </w:r>
+      <w:r>
+        <w:rPr>
+          <w:sz w:val="18"/>
+          <w:szCs w:val="18"/>
+        </w:rPr>
+        <w:t xml:space="preserve">in </w:t>
       </w:r>
       <w:r>
         <w:rPr>
@@ -3793,21 +3955,69 @@
           <w:sz w:val="18"/>
           <w:szCs w:val="18"/>
         </w:rPr>
-        <w:t>Fig. no:  3.1 – Misalignment of Part and Support structure</w:t>
-      </w:r>
-      <w:r>
-        <w:rPr>
-          <w:sz w:val="18"/>
-          <w:szCs w:val="18"/>
-        </w:rPr>
-        <w:t>)</w:t>
-      </w:r>
-      <w:r>
-        <w:rPr>
-          <w:sz w:val="18"/>
-          <w:szCs w:val="18"/>
-        </w:rPr>
-        <w:t>. This limitation was</w:t>
+        <w:t>Fig.</w:t>
+      </w:r>
+      <w:r>
+        <w:rPr>
+          <w:i/>
+          <w:iCs/>
+          <w:sz w:val="18"/>
+          <w:szCs w:val="18"/>
+        </w:rPr>
+        <w:t xml:space="preserve"> </w:t>
+      </w:r>
+      <w:r>
+        <w:rPr>
+          <w:i/>
+          <w:iCs/>
+          <w:sz w:val="18"/>
+          <w:szCs w:val="18"/>
+        </w:rPr>
+        <w:t>3.</w:t>
+      </w:r>
+      <w:r>
+        <w:rPr>
+          <w:i/>
+          <w:iCs/>
+          <w:sz w:val="18"/>
+          <w:szCs w:val="18"/>
+        </w:rPr>
+        <w:t>1</w:t>
+      </w:r>
+      <w:r>
+        <w:rPr>
+          <w:sz w:val="18"/>
+          <w:szCs w:val="18"/>
+        </w:rPr>
+        <w:t>.</w:t>
+      </w:r>
+      <w:r>
+        <w:rPr>
+          <w:sz w:val="18"/>
+          <w:szCs w:val="18"/>
+        </w:rPr>
+        <w:t xml:space="preserve"> </w:t>
+      </w:r>
+      <w:r>
+        <w:rPr>
+          <w:sz w:val="18"/>
+          <w:szCs w:val="18"/>
+        </w:rPr>
+        <w:t>This</w:t>
+      </w:r>
+      <w:r>
+        <w:rPr>
+          <w:sz w:val="18"/>
+          <w:szCs w:val="18"/>
+        </w:rPr>
+        <w:t xml:space="preserve"> </w:t>
+      </w:r>
+      <w:r>
+        <w:rPr>
+          <w:sz w:val="18"/>
+          <w:szCs w:val="18"/>
+        </w:rPr>
+        <w:t>limitation was</w:t>
       </w:r>
       <w:r>
         <w:rPr>
@@ -3925,7 +4135,7 @@
       <w:pPr>
         <w:pStyle w:val="NormalWeb"/>
         <w:ind w:firstLine="720"/>
-        <w:jc w:val="both"/>
+        <w:jc w:val="center"/>
         <w:rPr>
           <w:i/>
           <w:iCs/>
@@ -3940,7 +4150,43 @@
           <w:sz w:val="18"/>
           <w:szCs w:val="18"/>
         </w:rPr>
-        <w:t>Fig. no:  3.1 – Misalignment of Part and Support structure</w:t>
+        <w:t>Fig</w:t>
+      </w:r>
+      <w:r>
+        <w:rPr>
+          <w:i/>
+          <w:iCs/>
+          <w:sz w:val="18"/>
+          <w:szCs w:val="18"/>
+        </w:rPr>
+        <w:t>.3</w:t>
+      </w:r>
+      <w:r>
+        <w:rPr>
+          <w:i/>
+          <w:iCs/>
+          <w:sz w:val="18"/>
+          <w:szCs w:val="18"/>
+        </w:rPr>
+        <w:t xml:space="preserve">.1 – </w:t>
+      </w:r>
+      <w:r>
+        <w:rPr>
+          <w:i/>
+          <w:iCs/>
+          <w:sz w:val="18"/>
+          <w:szCs w:val="18"/>
+        </w:rPr>
+        <w:t xml:space="preserve">Illustration of </w:t>
+      </w:r>
+      <w:r>
+        <w:rPr>
+          <w:i/>
+          <w:iCs/>
+          <w:sz w:val="18"/>
+          <w:szCs w:val="18"/>
+        </w:rPr>
+        <w:t>Misalignment of Part and Support structure</w:t>
       </w:r>
     </w:p>
     <w:p>
@@ -3994,18 +4240,49 @@
     <w:p>
       <w:pPr>
         <w:pStyle w:val="NormalWeb"/>
-        <w:ind w:firstLine="720"/>
-        <w:rPr>
-          <w:sz w:val="18"/>
-          <w:szCs w:val="18"/>
-        </w:rPr>
-      </w:pPr>
-      <w:r>
-        <w:rPr>
-          <w:sz w:val="18"/>
-          <w:szCs w:val="18"/>
-        </w:rPr>
-        <w:t>The parameters for 3D printing in our case are as follows:</w:t>
+        <w:jc w:val="both"/>
+        <w:rPr>
+          <w:i/>
+          <w:iCs/>
+          <w:sz w:val="18"/>
+          <w:szCs w:val="18"/>
+        </w:rPr>
+      </w:pPr>
+      <w:r>
+        <w:rPr>
+          <w:i/>
+          <w:iCs/>
+          <w:sz w:val="18"/>
+          <w:szCs w:val="18"/>
+        </w:rPr>
+        <w:t>Table</w:t>
+      </w:r>
+      <w:r>
+        <w:rPr>
+          <w:i/>
+          <w:iCs/>
+          <w:sz w:val="18"/>
+          <w:szCs w:val="18"/>
+        </w:rPr>
+        <w:t xml:space="preserve"> </w:t>
+      </w:r>
+      <w:r>
+        <w:rPr>
+          <w:i/>
+          <w:iCs/>
+          <w:sz w:val="18"/>
+          <w:szCs w:val="18"/>
+        </w:rPr>
+        <w:t>2</w:t>
+      </w:r>
+      <w:r>
+        <w:rPr>
+          <w:i/>
+          <w:iCs/>
+          <w:sz w:val="18"/>
+          <w:szCs w:val="18"/>
+        </w:rPr>
+        <w:t>. Printing parameters</w:t>
       </w:r>
     </w:p>
     <w:tbl>
@@ -4660,46 +4937,23 @@
     </w:tbl>
     <w:p>
       <w:pPr>
-        <w:pStyle w:val="NormalWeb"/>
-        <w:jc w:val="center"/>
-        <w:rPr>
-          <w:i/>
-          <w:iCs/>
-          <w:color w:val="1F1F1F"/>
-          <w:sz w:val="18"/>
-          <w:szCs w:val="18"/>
-        </w:rPr>
-      </w:pPr>
-      <w:r>
-        <w:rPr>
-          <w:i/>
-          <w:iCs/>
-          <w:color w:val="1F1F1F"/>
-          <w:sz w:val="18"/>
-          <w:szCs w:val="18"/>
-        </w:rPr>
-        <w:t xml:space="preserve">Table.no: </w:t>
-      </w:r>
-      <w:r>
-        <w:rPr>
-          <w:i/>
-          <w:iCs/>
-          <w:color w:val="1F1F1F"/>
-          <w:sz w:val="18"/>
-          <w:szCs w:val="18"/>
-        </w:rPr>
-        <w:t>2</w:t>
-      </w:r>
-      <w:r>
-        <w:rPr>
-          <w:i/>
-          <w:iCs/>
-          <w:color w:val="1F1F1F"/>
-          <w:sz w:val="18"/>
-          <w:szCs w:val="18"/>
-        </w:rPr>
-        <w:t xml:space="preserve"> – Printing parameters</w:t>
-      </w:r>
+        <w:rPr>
+          <w:b/>
+          <w:bCs/>
+          <w:sz w:val="18"/>
+          <w:szCs w:val="18"/>
+        </w:rPr>
+      </w:pPr>
+    </w:p>
+    <w:p>
+      <w:pPr>
+        <w:rPr>
+          <w:b/>
+          <w:bCs/>
+          <w:sz w:val="18"/>
+          <w:szCs w:val="18"/>
+        </w:rPr>
+      </w:pPr>
     </w:p>
     <w:p>
       <w:pPr>
@@ -4833,21 +5087,35 @@
           <w:sz w:val="18"/>
           <w:szCs w:val="18"/>
         </w:rPr>
-        <w:t xml:space="preserve"> Below given are the isometric and side views of our work from simulation from </w:t>
-      </w:r>
-      <w:r>
-        <w:rPr>
-          <w:sz w:val="18"/>
-          <w:szCs w:val="18"/>
-        </w:rPr>
-        <w:t xml:space="preserve">PrusaSlicer. </w:t>
-      </w:r>
-      <w:r>
-        <w:rPr>
-          <w:sz w:val="18"/>
-          <w:szCs w:val="18"/>
-        </w:rPr>
-        <w:t>(</w:t>
+        <w:t xml:space="preserve"> Below given are the isometric and side views</w:t>
+      </w:r>
+      <w:r>
+        <w:rPr>
+          <w:sz w:val="18"/>
+          <w:szCs w:val="18"/>
+        </w:rPr>
+        <w:t xml:space="preserve"> </w:t>
+      </w:r>
+      <w:r>
+        <w:rPr>
+          <w:sz w:val="18"/>
+          <w:szCs w:val="18"/>
+        </w:rPr>
+        <w:t xml:space="preserve">from simulation from </w:t>
+      </w:r>
+      <w:r>
+        <w:rPr>
+          <w:sz w:val="18"/>
+          <w:szCs w:val="18"/>
+        </w:rPr>
+        <w:t>PrusaSlicer</w:t>
+      </w:r>
+      <w:r>
+        <w:rPr>
+          <w:sz w:val="18"/>
+          <w:szCs w:val="18"/>
+        </w:rPr>
+        <w:t xml:space="preserve"> in </w:t>
       </w:r>
       <w:r>
         <w:rPr>
@@ -4856,7 +5124,7 @@
           <w:sz w:val="18"/>
           <w:szCs w:val="18"/>
         </w:rPr>
-        <w:t>Fig. no:3.2</w:t>
+        <w:t>Fig.</w:t>
       </w:r>
       <w:r>
         <w:rPr>
@@ -4865,14 +5133,25 @@
           <w:sz w:val="18"/>
           <w:szCs w:val="18"/>
         </w:rPr>
+        <w:t xml:space="preserve"> </w:t>
+      </w:r>
+      <w:r>
+        <w:rPr>
+          <w:i/>
+          <w:iCs/>
+          <w:sz w:val="18"/>
+          <w:szCs w:val="18"/>
+        </w:rPr>
+        <w:t>3.2</w:t>
+      </w:r>
+      <w:r>
+        <w:rPr>
+          <w:i/>
+          <w:iCs/>
+          <w:sz w:val="18"/>
+          <w:szCs w:val="18"/>
+        </w:rPr>
         <w:t xml:space="preserve"> &amp; 3.3</w:t>
-      </w:r>
-      <w:r>
-        <w:rPr>
-          <w:sz w:val="18"/>
-          <w:szCs w:val="18"/>
-        </w:rPr>
-        <w:t>)</w:t>
       </w:r>
     </w:p>
     <w:p>
@@ -4910,7 +5189,25 @@
           <w:sz w:val="18"/>
           <w:szCs w:val="18"/>
         </w:rPr>
-        <w:t>Fig. no:3.2 – Our final non planar toolpath in Prusa Slicer (Isometric view</w:t>
+        <w:t xml:space="preserve">Fig. 3.2 – </w:t>
+      </w:r>
+      <w:r>
+        <w:rPr>
+          <w:i/>
+          <w:iCs/>
+          <w:sz w:val="18"/>
+          <w:szCs w:val="18"/>
+        </w:rPr>
+        <w:t xml:space="preserve">Illustration of </w:t>
+      </w:r>
+      <w:r>
+        <w:rPr>
+          <w:i/>
+          <w:iCs/>
+          <w:sz w:val="18"/>
+          <w:szCs w:val="18"/>
+        </w:rPr>
+        <w:t>final non planar toolpath in Prusa Slicer (Isometric view</w:t>
       </w:r>
       <w:r>
         <w:rPr>
@@ -4998,7 +5295,25 @@
           <w:sz w:val="18"/>
           <w:szCs w:val="18"/>
         </w:rPr>
-        <w:t>Fig. no: 3.3 – Our final non planar toolpath in Prusa Slicer (side view)</w:t>
+        <w:t xml:space="preserve">Fig. 3.3 – </w:t>
+      </w:r>
+      <w:r>
+        <w:rPr>
+          <w:i/>
+          <w:iCs/>
+          <w:sz w:val="18"/>
+          <w:szCs w:val="18"/>
+        </w:rPr>
+        <w:t xml:space="preserve">Illustration of </w:t>
+      </w:r>
+      <w:r>
+        <w:rPr>
+          <w:i/>
+          <w:iCs/>
+          <w:sz w:val="18"/>
+          <w:szCs w:val="18"/>
+        </w:rPr>
+        <w:t>final non planar toolpath in Prusa Slicer (side view)</w:t>
       </w:r>
     </w:p>
     <w:p>
@@ -5124,7 +5439,7 @@
           <w:sz w:val="18"/>
           <w:szCs w:val="18"/>
         </w:rPr>
-        <w:t>Fig. no: 3.</w:t>
+        <w:t>Fig. 3.</w:t>
       </w:r>
       <w:r>
         <w:rPr>
@@ -5133,7 +5448,43 @@
           <w:sz w:val="18"/>
           <w:szCs w:val="18"/>
         </w:rPr>
-        <w:t>4: - Final 3D printed product</w:t>
+        <w:t>4</w:t>
+      </w:r>
+      <w:r>
+        <w:rPr>
+          <w:i/>
+          <w:iCs/>
+          <w:sz w:val="18"/>
+          <w:szCs w:val="18"/>
+        </w:rPr>
+        <w:t xml:space="preserve"> </w:t>
+      </w:r>
+      <w:r>
+        <w:rPr>
+          <w:i/>
+          <w:iCs/>
+          <w:sz w:val="18"/>
+          <w:szCs w:val="18"/>
+        </w:rPr>
+        <w:t xml:space="preserve">- </w:t>
+      </w:r>
+      <w:r>
+        <w:rPr>
+          <w:i/>
+          <w:iCs/>
+          <w:sz w:val="18"/>
+          <w:szCs w:val="18"/>
+        </w:rPr>
+        <w:t xml:space="preserve">Illustration of </w:t>
+      </w:r>
+      <w:r>
+        <w:rPr>
+          <w:i/>
+          <w:iCs/>
+          <w:sz w:val="18"/>
+          <w:szCs w:val="18"/>
+        </w:rPr>
+        <w:t>Final 3D printed product</w:t>
       </w:r>
     </w:p>
     <w:p>
